--- a/docs/Trabajo_de_Grado_con_Fase_2.docx
+++ b/docs/Trabajo_de_Grado_con_Fase_2.docx
@@ -8791,6 +8791,7 @@
           </w:tcPr>
           <w:p>
             <w:pPr>
+              <w:keepNext/>
               <w:jc w:val="left"/>
             </w:pPr>
             <w:r>
@@ -8812,6 +8813,7 @@
           </w:tcPr>
           <w:p>
             <w:pPr>
+              <w:keepNext/>
               <w:jc w:val="left"/>
             </w:pPr>
             <w:r>
@@ -8832,6 +8834,7 @@
           </w:tcPr>
           <w:p>
             <w:pPr>
+              <w:keepNext/>
               <w:jc w:val="left"/>
             </w:pPr>
             <m:oMath>
@@ -8878,6 +8881,7 @@
           </w:tcPr>
           <w:p>
             <w:pPr>
+              <w:keepNext/>
               <w:jc w:val="left"/>
             </w:pPr>
             <w:r>
@@ -8927,6 +8931,7 @@
           </w:tcPr>
           <w:p>
             <w:pPr>
+              <w:keepNext/>
               <w:jc w:val="left"/>
             </w:pPr>
             <m:oMath>
@@ -9004,6 +9009,7 @@
           </w:tcPr>
           <w:p>
             <w:pPr>
+              <w:keepNext/>
               <w:jc w:val="left"/>
             </w:pPr>
             <w:r>
@@ -9023,6 +9029,7 @@
           </w:tcPr>
           <w:p>
             <w:pPr>
+              <w:keepNext/>
               <w:jc w:val="left"/>
             </w:pPr>
             <m:oMath>
@@ -9057,6 +9064,7 @@
           </w:tcPr>
           <w:p>
             <w:pPr>
+              <w:keepNext/>
               <w:jc w:val="left"/>
             </w:pPr>
             <w:r>
@@ -9243,6 +9251,7 @@
           </w:tcPr>
           <w:p>
             <w:pPr>
+              <w:keepNext/>
               <w:jc w:val="left"/>
             </w:pPr>
             <m:oMath>
@@ -9310,6 +9319,7 @@
           </w:tcPr>
           <w:p>
             <w:pPr>
+              <w:keepNext/>
               <w:jc w:val="left"/>
             </w:pPr>
             <w:r>
@@ -9340,6 +9350,7 @@
           </w:tcPr>
           <w:p>
             <w:pPr>
+              <w:keepNext/>
               <w:jc w:val="left"/>
             </w:pPr>
             <m:oMath>
@@ -9386,6 +9397,7 @@
           </w:tcPr>
           <w:p>
             <w:pPr>
+              <w:keepNext/>
               <w:jc w:val="left"/>
             </w:pPr>
             <w:r>
@@ -9649,6 +9661,7 @@
           </w:tcPr>
           <w:p>
             <w:pPr>
+              <w:keepNext/>
               <w:jc w:val="left"/>
             </w:pPr>
             <w:r>
@@ -9670,6 +9683,7 @@
           </w:tcPr>
           <w:p>
             <w:pPr>
+              <w:keepNext/>
               <w:jc w:val="left"/>
             </w:pPr>
             <w:r>
@@ -9690,6 +9704,7 @@
           </w:tcPr>
           <w:p>
             <w:pPr>
+              <w:keepNext/>
               <w:jc w:val="left"/>
             </w:pPr>
             <m:oMath>
@@ -9715,6 +9730,7 @@
           </w:tcPr>
           <w:p>
             <w:pPr>
+              <w:keepNext/>
               <w:jc w:val="left"/>
             </w:pPr>
             <w:r>
@@ -9745,6 +9761,7 @@
           </w:tcPr>
           <w:p>
             <w:pPr>
+              <w:keepNext/>
               <w:jc w:val="left"/>
             </w:pPr>
             <m:oMath>
@@ -9770,6 +9787,7 @@
           </w:tcPr>
           <w:p>
             <w:pPr>
+              <w:keepNext/>
               <w:jc w:val="left"/>
             </w:pPr>
             <w:r>
@@ -9800,6 +9818,7 @@
           </w:tcPr>
           <w:p>
             <w:pPr>
+              <w:keepNext/>
               <w:jc w:val="left"/>
             </w:pPr>
             <m:oMath>
@@ -9825,6 +9844,7 @@
           </w:tcPr>
           <w:p>
             <w:pPr>
+              <w:keepNext/>
               <w:jc w:val="left"/>
             </w:pPr>
             <w:r>
@@ -9855,6 +9875,7 @@
           </w:tcPr>
           <w:p>
             <w:pPr>
+              <w:keepNext/>
               <w:jc w:val="left"/>
             </w:pPr>
             <m:oMath>
@@ -9880,6 +9901,7 @@
           </w:tcPr>
           <w:p>
             <w:pPr>
+              <w:keepNext/>
               <w:jc w:val="left"/>
             </w:pPr>
             <w:r>
@@ -9910,6 +9932,7 @@
           </w:tcPr>
           <w:p>
             <w:pPr>
+              <w:keepNext/>
               <w:jc w:val="left"/>
             </w:pPr>
             <m:oMath>
@@ -9938,6 +9961,7 @@
           </w:tcPr>
           <w:p>
             <w:pPr>
+              <w:keepNext/>
               <w:jc w:val="left"/>
             </w:pPr>
             <w:r>
@@ -9979,6 +10003,7 @@
           </w:tcPr>
           <w:p>
             <w:pPr>
+              <w:keepNext/>
               <w:jc w:val="left"/>
             </w:pPr>
             <m:oMath>
@@ -10007,6 +10032,7 @@
           </w:tcPr>
           <w:p>
             <w:pPr>
+              <w:keepNext/>
               <w:jc w:val="left"/>
             </w:pPr>
             <w:r>
@@ -10026,6 +10052,7 @@
           </w:tcPr>
           <w:p>
             <w:pPr>
+              <w:keepNext/>
               <w:jc w:val="left"/>
             </w:pPr>
             <m:oMath>
@@ -10049,6 +10076,7 @@
           </w:tcPr>
           <w:p>
             <w:pPr>
+              <w:keepNext/>
               <w:jc w:val="left"/>
             </w:pPr>
             <w:r>
@@ -10095,6 +10123,7 @@
           </w:tcPr>
           <w:p>
             <w:pPr>
+              <w:keepNext/>
               <w:jc w:val="left"/>
             </w:pPr>
             <m:oMath>
@@ -10120,6 +10149,7 @@
           </w:tcPr>
           <w:p>
             <w:pPr>
+              <w:keepNext/>
               <w:jc w:val="left"/>
             </w:pPr>
             <w:r>
@@ -10282,6 +10312,7 @@
           </w:tcPr>
           <w:p>
             <w:pPr>
+              <w:keepNext/>
               <w:jc w:val="left"/>
             </w:pPr>
             <m:oMath>
@@ -10298,6 +10329,7 @@
           </w:tcPr>
           <w:p>
             <w:pPr>
+              <w:keepNext/>
               <w:jc w:val="left"/>
             </w:pPr>
             <w:r>
@@ -10317,6 +10349,7 @@
           </w:tcPr>
           <w:p>
             <w:pPr>
+              <w:keepNext/>
               <w:jc w:val="left"/>
             </w:pPr>
             <m:oMath>
@@ -10357,6 +10390,7 @@
           </w:tcPr>
           <w:p>
             <w:pPr>
+              <w:keepNext/>
               <w:jc w:val="left"/>
             </w:pPr>
             <w:r>
@@ -10694,6 +10728,7 @@
           </w:tcPr>
           <w:p>
             <w:pPr>
+              <w:keepNext/>
               <w:jc w:val="left"/>
             </w:pPr>
             <w:r>
@@ -10715,6 +10750,7 @@
           </w:tcPr>
           <w:p>
             <w:pPr>
+              <w:keepNext/>
               <w:jc w:val="left"/>
             </w:pPr>
             <w:r>
@@ -10735,6 +10771,7 @@
           </w:tcPr>
           <w:p>
             <w:pPr>
+              <w:keepNext/>
               <w:jc w:val="left"/>
             </w:pPr>
             <m:oMath>
@@ -10814,6 +10851,7 @@
           </w:tcPr>
           <w:p>
             <w:pPr>
+              <w:keepNext/>
               <w:jc w:val="left"/>
             </w:pPr>
             <w:r>
@@ -10855,6 +10893,7 @@
           </w:tcPr>
           <w:p>
             <w:pPr>
+              <w:keepNext/>
               <w:jc w:val="left"/>
             </w:pPr>
             <m:oMath>
@@ -10916,6 +10955,7 @@
           </w:tcPr>
           <w:p>
             <w:pPr>
+              <w:keepNext/>
               <w:jc w:val="left"/>
             </w:pPr>
             <w:r>
@@ -10968,6 +11008,7 @@
           </w:tcPr>
           <w:p>
             <w:pPr>
+              <w:keepNext/>
               <w:jc w:val="left"/>
             </w:pPr>
             <m:oMath>
@@ -11044,6 +11085,7 @@
           </w:tcPr>
           <w:p>
             <w:pPr>
+              <w:keepNext/>
               <w:jc w:val="left"/>
             </w:pPr>
             <w:r>
@@ -11162,6 +11204,7 @@
           </w:tcPr>
           <w:p>
             <w:pPr>
+              <w:keepNext/>
               <w:jc w:val="left"/>
             </w:pPr>
             <m:oMath>
@@ -11223,6 +11266,7 @@
           </w:tcPr>
           <w:p>
             <w:pPr>
+              <w:keepNext/>
               <w:jc w:val="left"/>
             </w:pPr>
             <w:r>
@@ -11264,6 +11308,7 @@
           </w:tcPr>
           <w:p>
             <w:pPr>
+              <w:keepNext/>
               <w:jc w:val="left"/>
             </w:pPr>
             <m:oMath>
@@ -11298,6 +11343,7 @@
           </w:tcPr>
           <w:p>
             <w:pPr>
+              <w:keepNext/>
               <w:jc w:val="left"/>
             </w:pPr>
             <w:r>
@@ -15419,6 +15465,7 @@
           </w:tcPr>
           <w:p>
             <w:pPr>
+              <w:keepNext/>
               <w:jc w:val="left"/>
             </w:pPr>
             <w:r>
@@ -15440,6 +15487,7 @@
           </w:tcPr>
           <w:p>
             <w:pPr>
+              <w:keepNext/>
               <w:jc w:val="center"/>
             </w:pPr>
             <w:r>
@@ -15461,6 +15509,7 @@
           </w:tcPr>
           <w:p>
             <w:pPr>
+              <w:keepNext/>
               <w:jc w:val="right"/>
             </w:pPr>
             <w:r>
@@ -15481,6 +15530,7 @@
           </w:tcPr>
           <w:p>
             <w:pPr>
+              <w:keepNext/>
               <w:jc w:val="left"/>
             </w:pPr>
             <w:r>
@@ -15524,6 +15574,7 @@
           </w:tcPr>
           <w:p>
             <w:pPr>
+              <w:keepNext/>
               <w:jc w:val="center"/>
             </w:pPr>
             <m:oMath>
@@ -15598,6 +15649,7 @@
           </w:tcPr>
           <w:p>
             <w:pPr>
+              <w:keepNext/>
               <w:jc w:val="right"/>
             </w:pPr>
             <w:r>
@@ -15617,6 +15669,7 @@
           </w:tcPr>
           <w:p>
             <w:pPr>
+              <w:keepNext/>
               <w:jc w:val="left"/>
             </w:pPr>
             <w:r>
@@ -15675,6 +15728,7 @@
           </w:tcPr>
           <w:p>
             <w:pPr>
+              <w:keepNext/>
               <w:jc w:val="center"/>
             </w:pPr>
             <m:oMath>
@@ -15758,6 +15812,7 @@
           </w:tcPr>
           <w:p>
             <w:pPr>
+              <w:keepNext/>
               <w:jc w:val="right"/>
             </w:pPr>
             <w:r>
@@ -15777,6 +15832,7 @@
           </w:tcPr>
           <w:p>
             <w:pPr>
+              <w:keepNext/>
               <w:jc w:val="left"/>
             </w:pPr>
             <w:r>
@@ -15817,6 +15873,7 @@
           </w:tcPr>
           <w:p>
             <w:pPr>
+              <w:keepNext/>
               <w:jc w:val="center"/>
             </w:pPr>
             <m:oMath>
@@ -15843,6 +15900,7 @@
           </w:tcPr>
           <w:p>
             <w:pPr>
+              <w:keepNext/>
               <w:jc w:val="right"/>
             </w:pPr>
             <w:r>
@@ -15862,6 +15920,7 @@
           </w:tcPr>
           <w:p>
             <w:pPr>
+              <w:keepNext/>
               <w:jc w:val="left"/>
             </w:pPr>
             <w:r>
@@ -15879,6 +15938,7 @@
           </w:tcPr>
           <w:p>
             <w:pPr>
+              <w:keepNext/>
               <w:jc w:val="center"/>
             </w:pPr>
             <m:oMath>
@@ -15949,6 +16009,7 @@
           </w:tcPr>
           <w:p>
             <w:pPr>
+              <w:keepNext/>
               <w:jc w:val="right"/>
             </w:pPr>
             <w:r>
@@ -15968,6 +16029,7 @@
           </w:tcPr>
           <w:p>
             <w:pPr>
+              <w:keepNext/>
               <w:jc w:val="left"/>
             </w:pPr>
             <w:r>
@@ -15985,6 +16047,7 @@
           </w:tcPr>
           <w:p>
             <w:pPr>
+              <w:keepNext/>
               <w:jc w:val="center"/>
             </w:pPr>
             <m:oMath>
@@ -16091,6 +16154,7 @@
           </w:tcPr>
           <w:p>
             <w:pPr>
+              <w:keepNext/>
               <w:jc w:val="right"/>
             </w:pPr>
             <w:r>
@@ -16612,6 +16676,7 @@
           </w:tcPr>
           <w:p>
             <w:pPr>
+              <w:keepNext/>
               <w:jc w:val="center"/>
             </w:pPr>
             <w:r>
@@ -16633,6 +16698,7 @@
           </w:tcPr>
           <w:p>
             <w:pPr>
+              <w:keepNext/>
               <w:jc w:val="left"/>
             </w:pPr>
             <w:r>
@@ -16654,6 +16720,7 @@
           </w:tcPr>
           <w:p>
             <w:pPr>
+              <w:keepNext/>
               <w:jc w:val="left"/>
             </w:pPr>
             <w:r>
@@ -16674,6 +16741,7 @@
           </w:tcPr>
           <w:p>
             <w:pPr>
+              <w:keepNext/>
               <w:jc w:val="center"/>
             </w:pPr>
             <w:r>
@@ -16691,6 +16759,7 @@
           </w:tcPr>
           <w:p>
             <w:pPr>
+              <w:keepNext/>
               <w:jc w:val="left"/>
             </w:pPr>
             <m:oMath>
@@ -16719,6 +16788,7 @@
           </w:tcPr>
           <w:p>
             <w:pPr>
+              <w:keepNext/>
               <w:jc w:val="left"/>
             </w:pPr>
             <w:r>
@@ -16738,6 +16808,7 @@
           </w:tcPr>
           <w:p>
             <w:pPr>
+              <w:keepNext/>
               <w:jc w:val="center"/>
             </w:pPr>
             <w:r>
@@ -16755,6 +16826,7 @@
           </w:tcPr>
           <w:p>
             <w:pPr>
+              <w:keepNext/>
               <w:jc w:val="left"/>
             </w:pPr>
             <m:oMath>
@@ -16783,6 +16855,7 @@
           </w:tcPr>
           <w:p>
             <w:pPr>
+              <w:keepNext/>
               <w:jc w:val="left"/>
             </w:pPr>
             <w:r>
@@ -16802,6 +16875,7 @@
           </w:tcPr>
           <w:p>
             <w:pPr>
+              <w:keepNext/>
               <w:jc w:val="center"/>
             </w:pPr>
             <w:r>
@@ -16819,6 +16893,7 @@
           </w:tcPr>
           <w:p>
             <w:pPr>
+              <w:keepNext/>
               <w:jc w:val="left"/>
             </w:pPr>
             <m:oMath>
@@ -16850,6 +16925,7 @@
           </w:tcPr>
           <w:p>
             <w:pPr>
+              <w:keepNext/>
               <w:jc w:val="left"/>
             </w:pPr>
             <w:r>
@@ -16869,6 +16945,7 @@
           </w:tcPr>
           <w:p>
             <w:pPr>
+              <w:keepNext/>
               <w:jc w:val="center"/>
             </w:pPr>
             <w:r>
@@ -16886,6 +16963,7 @@
           </w:tcPr>
           <w:p>
             <w:pPr>
+              <w:keepNext/>
               <w:jc w:val="left"/>
             </w:pPr>
             <m:oMath>
@@ -16917,6 +16995,7 @@
           </w:tcPr>
           <w:p>
             <w:pPr>
+              <w:keepNext/>
               <w:jc w:val="left"/>
             </w:pPr>
             <w:r>
@@ -16936,6 +17015,7 @@
           </w:tcPr>
           <w:p>
             <w:pPr>
+              <w:keepNext/>
               <w:jc w:val="center"/>
             </w:pPr>
             <w:r>
@@ -16953,6 +17033,7 @@
           </w:tcPr>
           <w:p>
             <w:pPr>
+              <w:keepNext/>
               <w:jc w:val="left"/>
             </w:pPr>
             <m:oMath>
@@ -16984,6 +17065,7 @@
           </w:tcPr>
           <w:p>
             <w:pPr>
+              <w:keepNext/>
               <w:jc w:val="left"/>
             </w:pPr>
             <w:r>
@@ -18239,6 +18321,9 @@
         <w:gridCol w:w="8838"/>
       </w:tblGrid>
       <w:tr>
+        <w:trPr>
+          <w:cantSplit/>
+        </w:trPr>
         <w:tc>
           <w:tcPr>
             <w:tcW w:type="dxa" w:w="8838"/>
@@ -18658,6 +18743,7 @@
           </w:tcPr>
           <w:p>
             <w:pPr>
+              <w:keepNext/>
               <w:jc w:val="left"/>
             </w:pPr>
             <w:r>
@@ -18679,6 +18765,7 @@
           </w:tcPr>
           <w:p>
             <w:pPr>
+              <w:keepNext/>
               <w:jc w:val="left"/>
             </w:pPr>
             <w:r>
@@ -18700,6 +18787,7 @@
           </w:tcPr>
           <w:p>
             <w:pPr>
+              <w:keepNext/>
               <w:jc w:val="center"/>
             </w:pPr>
             <m:oMath>
@@ -18741,6 +18829,7 @@
           </w:tcPr>
           <w:p>
             <w:pPr>
+              <w:keepNext/>
               <w:jc w:val="center"/>
             </w:pPr>
             <m:oMath>
@@ -18779,6 +18868,7 @@
           </w:tcPr>
           <w:p>
             <w:pPr>
+              <w:keepNext/>
               <w:jc w:val="center"/>
             </w:pPr>
             <m:oMath>
@@ -18817,6 +18907,7 @@
           </w:tcPr>
           <w:p>
             <w:pPr>
+              <w:keepNext/>
               <w:jc w:val="center"/>
             </w:pPr>
             <w:r>
@@ -18837,6 +18928,7 @@
           </w:tcPr>
           <w:p>
             <w:pPr>
+              <w:keepNext/>
               <w:jc w:val="left"/>
             </w:pPr>
             <w:r>
@@ -18854,6 +18946,7 @@
           </w:tcPr>
           <w:p>
             <w:pPr>
+              <w:keepNext/>
               <w:jc w:val="left"/>
             </w:pPr>
             <w:r>
@@ -18885,6 +18978,7 @@
           </w:tcPr>
           <w:p>
             <w:pPr>
+              <w:keepNext/>
               <w:jc w:val="center"/>
             </w:pPr>
             <w:r>
@@ -18902,6 +18996,7 @@
           </w:tcPr>
           <w:p>
             <w:pPr>
+              <w:keepNext/>
               <w:jc w:val="center"/>
             </w:pPr>
             <w:r>
@@ -18919,6 +19014,7 @@
           </w:tcPr>
           <w:p>
             <w:pPr>
+              <w:keepNext/>
               <w:jc w:val="center"/>
             </w:pPr>
             <w:r>
@@ -18936,6 +19032,7 @@
           </w:tcPr>
           <w:p>
             <w:pPr>
+              <w:keepNext/>
               <w:jc w:val="center"/>
             </w:pPr>
             <w:r>
@@ -18955,6 +19052,7 @@
           </w:tcPr>
           <w:p>
             <w:pPr>
+              <w:keepNext/>
               <w:jc w:val="left"/>
             </w:pPr>
             <w:r>
@@ -18972,6 +19070,7 @@
           </w:tcPr>
           <w:p>
             <w:pPr>
+              <w:keepNext/>
               <w:jc w:val="left"/>
             </w:pPr>
             <w:r>
@@ -18989,6 +19088,7 @@
           </w:tcPr>
           <w:p>
             <w:pPr>
+              <w:keepNext/>
               <w:jc w:val="center"/>
             </w:pPr>
             <w:r>
@@ -19006,6 +19106,7 @@
           </w:tcPr>
           <w:p>
             <w:pPr>
+              <w:keepNext/>
               <w:jc w:val="center"/>
             </w:pPr>
             <w:r>
@@ -19023,6 +19124,7 @@
           </w:tcPr>
           <w:p>
             <w:pPr>
+              <w:keepNext/>
               <w:jc w:val="center"/>
             </w:pPr>
             <w:r>
@@ -19040,6 +19142,7 @@
           </w:tcPr>
           <w:p>
             <w:pPr>
+              <w:keepNext/>
               <w:jc w:val="center"/>
             </w:pPr>
             <w:r>
@@ -19059,6 +19162,7 @@
           </w:tcPr>
           <w:p>
             <w:pPr>
+              <w:keepNext/>
               <w:jc w:val="left"/>
             </w:pPr>
             <w:r>
@@ -19076,6 +19180,7 @@
           </w:tcPr>
           <w:p>
             <w:pPr>
+              <w:keepNext/>
               <w:jc w:val="left"/>
             </w:pPr>
             <w:r>
@@ -19125,6 +19230,7 @@
           </w:tcPr>
           <w:p>
             <w:pPr>
+              <w:keepNext/>
               <w:jc w:val="center"/>
             </w:pPr>
             <w:r>
@@ -19142,6 +19248,7 @@
           </w:tcPr>
           <w:p>
             <w:pPr>
+              <w:keepNext/>
               <w:jc w:val="center"/>
             </w:pPr>
             <w:r>
@@ -19159,6 +19266,7 @@
           </w:tcPr>
           <w:p>
             <w:pPr>
+              <w:keepNext/>
               <w:jc w:val="center"/>
             </w:pPr>
             <w:r>
@@ -19176,6 +19284,7 @@
           </w:tcPr>
           <w:p>
             <w:pPr>
+              <w:keepNext/>
               <w:jc w:val="center"/>
             </w:pPr>
             <w:r>
@@ -19195,6 +19304,7 @@
           </w:tcPr>
           <w:p>
             <w:pPr>
+              <w:keepNext/>
               <w:jc w:val="left"/>
             </w:pPr>
             <w:r>
@@ -19212,6 +19322,7 @@
           </w:tcPr>
           <w:p>
             <w:pPr>
+              <w:keepNext/>
               <w:jc w:val="left"/>
             </w:pPr>
             <w:r>
@@ -19243,6 +19354,7 @@
           </w:tcPr>
           <w:p>
             <w:pPr>
+              <w:keepNext/>
               <w:jc w:val="center"/>
             </w:pPr>
             <w:r>
@@ -19260,6 +19372,7 @@
           </w:tcPr>
           <w:p>
             <w:pPr>
+              <w:keepNext/>
               <w:jc w:val="center"/>
             </w:pPr>
             <w:r>
@@ -19277,6 +19390,7 @@
           </w:tcPr>
           <w:p>
             <w:pPr>
+              <w:keepNext/>
               <w:jc w:val="center"/>
             </w:pPr>
             <w:r>
@@ -19294,6 +19408,7 @@
           </w:tcPr>
           <w:p>
             <w:pPr>
+              <w:keepNext/>
               <w:jc w:val="center"/>
             </w:pPr>
             <w:r>
@@ -19313,6 +19428,7 @@
           </w:tcPr>
           <w:p>
             <w:pPr>
+              <w:keepNext/>
               <w:jc w:val="left"/>
             </w:pPr>
             <w:r>
@@ -19330,6 +19446,7 @@
           </w:tcPr>
           <w:p>
             <w:pPr>
+              <w:keepNext/>
               <w:jc w:val="left"/>
             </w:pPr>
             <w:r>
@@ -19379,6 +19496,7 @@
           </w:tcPr>
           <w:p>
             <w:pPr>
+              <w:keepNext/>
               <w:jc w:val="center"/>
             </w:pPr>
             <w:r>
@@ -19396,6 +19514,7 @@
           </w:tcPr>
           <w:p>
             <w:pPr>
+              <w:keepNext/>
               <w:jc w:val="center"/>
             </w:pPr>
             <w:r>
@@ -19413,6 +19532,7 @@
           </w:tcPr>
           <w:p>
             <w:pPr>
+              <w:keepNext/>
               <w:jc w:val="center"/>
             </w:pPr>
             <w:r>
@@ -19430,6 +19550,7 @@
           </w:tcPr>
           <w:p>
             <w:pPr>
+              <w:keepNext/>
               <w:jc w:val="center"/>
             </w:pPr>
             <w:r>
@@ -20697,6 +20818,7 @@
           </w:tcPr>
           <w:p>
             <w:pPr>
+              <w:keepNext/>
               <w:jc w:val="left"/>
             </w:pPr>
             <w:r>
@@ -20718,6 +20840,7 @@
           </w:tcPr>
           <w:p>
             <w:pPr>
+              <w:keepNext/>
               <w:jc w:val="center"/>
             </w:pPr>
             <w:r>
@@ -20739,6 +20862,7 @@
           </w:tcPr>
           <w:p>
             <w:pPr>
+              <w:keepNext/>
               <w:jc w:val="center"/>
             </w:pPr>
             <w:r>
@@ -20760,6 +20884,7 @@
           </w:tcPr>
           <w:p>
             <w:pPr>
+              <w:keepNext/>
               <w:jc w:val="center"/>
             </w:pPr>
             <w:r>
@@ -20781,6 +20906,7 @@
           </w:tcPr>
           <w:p>
             <w:pPr>
+              <w:keepNext/>
               <w:jc w:val="center"/>
             </w:pPr>
             <w:r>
@@ -20802,6 +20928,7 @@
           </w:tcPr>
           <w:p>
             <w:pPr>
+              <w:keepNext/>
               <w:jc w:val="center"/>
             </w:pPr>
             <w:r>
@@ -20823,6 +20950,7 @@
           </w:tcPr>
           <w:p>
             <w:pPr>
+              <w:keepNext/>
               <w:jc w:val="center"/>
             </w:pPr>
             <w:r>
@@ -20843,6 +20971,7 @@
           </w:tcPr>
           <w:p>
             <w:pPr>
+              <w:keepNext/>
               <w:jc w:val="left"/>
             </w:pPr>
             <w:r>
@@ -20860,6 +20989,7 @@
           </w:tcPr>
           <w:p>
             <w:pPr>
+              <w:keepNext/>
               <w:jc w:val="center"/>
             </w:pPr>
             <w:r>
@@ -20877,6 +21007,7 @@
           </w:tcPr>
           <w:p>
             <w:pPr>
+              <w:keepNext/>
               <w:jc w:val="center"/>
             </w:pPr>
             <w:r>
@@ -20894,6 +21025,7 @@
           </w:tcPr>
           <w:p>
             <w:pPr>
+              <w:keepNext/>
               <w:jc w:val="center"/>
             </w:pPr>
             <w:r>
@@ -20912,6 +21044,7 @@
           </w:tcPr>
           <w:p>
             <w:pPr>
+              <w:keepNext/>
               <w:jc w:val="center"/>
             </w:pPr>
             <w:r>
@@ -20930,6 +21063,7 @@
           </w:tcPr>
           <w:p>
             <w:pPr>
+              <w:keepNext/>
               <w:jc w:val="center"/>
             </w:pPr>
             <w:r>
@@ -20947,6 +21081,7 @@
           </w:tcPr>
           <w:p>
             <w:pPr>
+              <w:keepNext/>
               <w:jc w:val="center"/>
             </w:pPr>
             <w:r>
@@ -20966,6 +21101,7 @@
           </w:tcPr>
           <w:p>
             <w:pPr>
+              <w:keepNext/>
               <w:jc w:val="left"/>
             </w:pPr>
             <w:r>
@@ -20983,6 +21119,7 @@
           </w:tcPr>
           <w:p>
             <w:pPr>
+              <w:keepNext/>
               <w:jc w:val="center"/>
             </w:pPr>
             <w:r>
@@ -21000,6 +21137,7 @@
           </w:tcPr>
           <w:p>
             <w:pPr>
+              <w:keepNext/>
               <w:jc w:val="center"/>
             </w:pPr>
             <w:r>
@@ -21017,6 +21155,7 @@
           </w:tcPr>
           <w:p>
             <w:pPr>
+              <w:keepNext/>
               <w:jc w:val="center"/>
             </w:pPr>
             <w:r>
@@ -21034,6 +21173,7 @@
           </w:tcPr>
           <w:p>
             <w:pPr>
+              <w:keepNext/>
               <w:jc w:val="center"/>
             </w:pPr>
             <w:r>
@@ -21051,6 +21191,7 @@
           </w:tcPr>
           <w:p>
             <w:pPr>
+              <w:keepNext/>
               <w:jc w:val="center"/>
             </w:pPr>
             <w:r>
@@ -21068,6 +21209,7 @@
           </w:tcPr>
           <w:p>
             <w:pPr>
+              <w:keepNext/>
               <w:jc w:val="center"/>
             </w:pPr>
             <w:r>
@@ -21442,6 +21584,7 @@
           </w:tcPr>
           <w:p>
             <w:pPr>
+              <w:keepNext/>
               <w:jc w:val="left"/>
             </w:pPr>
             <w:r>
@@ -21463,6 +21606,7 @@
           </w:tcPr>
           <w:p>
             <w:pPr>
+              <w:keepNext/>
               <w:jc w:val="left"/>
             </w:pPr>
             <w:r>
@@ -21484,6 +21628,7 @@
           </w:tcPr>
           <w:p>
             <w:pPr>
+              <w:keepNext/>
               <w:jc w:val="left"/>
             </w:pPr>
             <w:r>
@@ -21504,6 +21649,7 @@
           </w:tcPr>
           <w:p>
             <w:pPr>
+              <w:keepNext/>
               <w:jc w:val="left"/>
             </w:pPr>
             <w:r>
@@ -21521,6 +21667,7 @@
           </w:tcPr>
           <w:p>
             <w:pPr>
+              <w:keepNext/>
               <w:jc w:val="left"/>
             </w:pPr>
             <w:r>
@@ -21538,6 +21685,7 @@
           </w:tcPr>
           <w:p>
             <w:pPr>
+              <w:keepNext/>
               <w:jc w:val="left"/>
             </w:pPr>
             <w:r>
@@ -21557,6 +21705,7 @@
           </w:tcPr>
           <w:p>
             <w:pPr>
+              <w:keepNext/>
               <w:jc w:val="left"/>
             </w:pPr>
             <w:r>
@@ -21574,6 +21723,7 @@
           </w:tcPr>
           <w:p>
             <w:pPr>
+              <w:keepNext/>
               <w:jc w:val="left"/>
             </w:pPr>
             <w:r>
@@ -21591,6 +21741,7 @@
           </w:tcPr>
           <w:p>
             <w:pPr>
+              <w:keepNext/>
               <w:jc w:val="left"/>
             </w:pPr>
             <w:r>
@@ -21610,6 +21761,7 @@
           </w:tcPr>
           <w:p>
             <w:pPr>
+              <w:keepNext/>
               <w:jc w:val="left"/>
             </w:pPr>
             <w:r>
@@ -21627,6 +21779,7 @@
           </w:tcPr>
           <w:p>
             <w:pPr>
+              <w:keepNext/>
               <w:jc w:val="left"/>
             </w:pPr>
             <w:r>
@@ -21693,6 +21846,7 @@
           </w:tcPr>
           <w:p>
             <w:pPr>
+              <w:keepNext/>
               <w:jc w:val="left"/>
             </w:pPr>
             <w:r>
@@ -21712,6 +21866,7 @@
           </w:tcPr>
           <w:p>
             <w:pPr>
+              <w:keepNext/>
               <w:jc w:val="left"/>
             </w:pPr>
             <w:r>
@@ -21729,6 +21884,7 @@
           </w:tcPr>
           <w:p>
             <w:pPr>
+              <w:keepNext/>
               <w:jc w:val="left"/>
             </w:pPr>
             <w:r>
@@ -21746,6 +21902,7 @@
           </w:tcPr>
           <w:p>
             <w:pPr>
+              <w:keepNext/>
               <w:jc w:val="left"/>
             </w:pPr>
             <w:r>
@@ -21765,6 +21922,7 @@
           </w:tcPr>
           <w:p>
             <w:pPr>
+              <w:keepNext/>
               <w:jc w:val="left"/>
             </w:pPr>
             <w:r>
@@ -21782,6 +21940,7 @@
           </w:tcPr>
           <w:p>
             <w:pPr>
+              <w:keepNext/>
               <w:jc w:val="left"/>
             </w:pPr>
             <w:r>
@@ -21799,6 +21958,7 @@
           </w:tcPr>
           <w:p>
             <w:pPr>
+              <w:keepNext/>
               <w:jc w:val="left"/>
             </w:pPr>
             <w:r>
@@ -21818,6 +21978,7 @@
           </w:tcPr>
           <w:p>
             <w:pPr>
+              <w:keepNext/>
               <w:jc w:val="left"/>
             </w:pPr>
             <w:r>
@@ -21835,6 +21996,7 @@
           </w:tcPr>
           <w:p>
             <w:pPr>
+              <w:keepNext/>
               <w:jc w:val="left"/>
             </w:pPr>
             <w:r>
@@ -21852,6 +22014,7 @@
           </w:tcPr>
           <w:p>
             <w:pPr>
+              <w:keepNext/>
               <w:jc w:val="left"/>
             </w:pPr>
             <m:oMath>
@@ -21897,6 +22060,7 @@
           </w:tcPr>
           <w:p>
             <w:pPr>
+              <w:keepNext/>
               <w:jc w:val="left"/>
             </w:pPr>
             <w:r>
@@ -21914,6 +22078,7 @@
           </w:tcPr>
           <w:p>
             <w:pPr>
+              <w:keepNext/>
               <w:jc w:val="left"/>
             </w:pPr>
             <w:r>
@@ -21931,6 +22096,7 @@
           </w:tcPr>
           <w:p>
             <w:pPr>
+              <w:keepNext/>
               <w:jc w:val="left"/>
             </w:pPr>
             <m:oMath>
@@ -21982,6 +22148,7 @@
           </w:tcPr>
           <w:p>
             <w:pPr>
+              <w:keepNext/>
               <w:jc w:val="left"/>
             </w:pPr>
             <w:r>
@@ -21999,6 +22166,7 @@
           </w:tcPr>
           <w:p>
             <w:pPr>
+              <w:keepNext/>
               <w:jc w:val="left"/>
             </w:pPr>
             <w:r>
@@ -22016,6 +22184,7 @@
           </w:tcPr>
           <w:p>
             <w:pPr>
+              <w:keepNext/>
               <w:jc w:val="left"/>
             </w:pPr>
             <w:r>
@@ -22182,6 +22351,7 @@
           </w:tcPr>
           <w:p>
             <w:pPr>
+              <w:keepNext/>
               <w:jc w:val="left"/>
             </w:pPr>
             <w:r>
@@ -22203,6 +22373,7 @@
           </w:tcPr>
           <w:p>
             <w:pPr>
+              <w:keepNext/>
               <w:jc w:val="left"/>
             </w:pPr>
             <w:r>
@@ -22223,6 +22394,7 @@
           </w:tcPr>
           <w:p>
             <w:pPr>
+              <w:keepNext/>
               <w:jc w:val="left"/>
             </w:pPr>
             <w:r>
@@ -22240,6 +22412,7 @@
           </w:tcPr>
           <w:p>
             <w:pPr>
+              <w:keepNext/>
               <w:jc w:val="left"/>
             </w:pPr>
             <w:r>
@@ -22259,6 +22432,7 @@
           </w:tcPr>
           <w:p>
             <w:pPr>
+              <w:keepNext/>
               <w:jc w:val="left"/>
             </w:pPr>
             <w:r>
@@ -22276,6 +22450,7 @@
           </w:tcPr>
           <w:p>
             <w:pPr>
+              <w:keepNext/>
               <w:jc w:val="left"/>
             </w:pPr>
             <w:r>
@@ -22540,6 +22715,7 @@
           </w:tcPr>
           <w:p>
             <w:pPr>
+              <w:keepNext/>
               <w:jc w:val="left"/>
             </w:pPr>
             <w:r>
@@ -22561,6 +22737,7 @@
           </w:tcPr>
           <w:p>
             <w:pPr>
+              <w:keepNext/>
               <w:jc w:val="center"/>
             </w:pPr>
             <w:r>
@@ -22582,6 +22759,7 @@
           </w:tcPr>
           <w:p>
             <w:pPr>
+              <w:keepNext/>
               <w:jc w:val="center"/>
             </w:pPr>
             <w:r>
@@ -22603,6 +22781,7 @@
           </w:tcPr>
           <w:p>
             <w:pPr>
+              <w:keepNext/>
               <w:jc w:val="center"/>
             </w:pPr>
             <w:r>
@@ -22624,6 +22803,7 @@
           </w:tcPr>
           <w:p>
             <w:pPr>
+              <w:keepNext/>
               <w:jc w:val="center"/>
             </w:pPr>
             <w:r>
@@ -22645,6 +22825,7 @@
           </w:tcPr>
           <w:p>
             <w:pPr>
+              <w:keepNext/>
               <w:jc w:val="center"/>
             </w:pPr>
             <m:oMath>
@@ -22679,6 +22860,7 @@
           </w:tcPr>
           <w:p>
             <w:pPr>
+              <w:keepNext/>
               <w:jc w:val="left"/>
             </w:pPr>
             <w:r>
@@ -22696,6 +22878,7 @@
           </w:tcPr>
           <w:p>
             <w:pPr>
+              <w:keepNext/>
               <w:jc w:val="center"/>
             </w:pPr>
             <w:r>
@@ -22713,6 +22896,7 @@
           </w:tcPr>
           <w:p>
             <w:pPr>
+              <w:keepNext/>
               <w:jc w:val="center"/>
             </w:pPr>
             <w:r>
@@ -22730,6 +22914,7 @@
           </w:tcPr>
           <w:p>
             <w:pPr>
+              <w:keepNext/>
               <w:jc w:val="center"/>
             </w:pPr>
             <w:r>
@@ -22747,6 +22932,7 @@
           </w:tcPr>
           <w:p>
             <w:pPr>
+              <w:keepNext/>
               <w:jc w:val="center"/>
             </w:pPr>
             <w:r>
@@ -22764,6 +22950,7 @@
           </w:tcPr>
           <w:p>
             <w:pPr>
+              <w:keepNext/>
               <w:jc w:val="center"/>
             </w:pPr>
             <w:r>
@@ -22783,6 +22970,7 @@
           </w:tcPr>
           <w:p>
             <w:pPr>
+              <w:keepNext/>
               <w:jc w:val="left"/>
             </w:pPr>
             <w:r>
@@ -22800,6 +22988,7 @@
           </w:tcPr>
           <w:p>
             <w:pPr>
+              <w:keepNext/>
               <w:jc w:val="center"/>
             </w:pPr>
             <w:r>
@@ -22817,6 +23006,7 @@
           </w:tcPr>
           <w:p>
             <w:pPr>
+              <w:keepNext/>
               <w:jc w:val="center"/>
             </w:pPr>
             <w:r>
@@ -22834,6 +23024,7 @@
           </w:tcPr>
           <w:p>
             <w:pPr>
+              <w:keepNext/>
               <w:jc w:val="center"/>
             </w:pPr>
             <w:r>
@@ -22851,6 +23042,7 @@
           </w:tcPr>
           <w:p>
             <w:pPr>
+              <w:keepNext/>
               <w:jc w:val="center"/>
             </w:pPr>
             <w:r>
@@ -22868,6 +23060,7 @@
           </w:tcPr>
           <w:p>
             <w:pPr>
+              <w:keepNext/>
               <w:jc w:val="center"/>
             </w:pPr>
             <w:r>
@@ -22887,6 +23080,7 @@
           </w:tcPr>
           <w:p>
             <w:pPr>
+              <w:keepNext/>
               <w:jc w:val="left"/>
             </w:pPr>
             <w:r>
@@ -22904,6 +23098,7 @@
           </w:tcPr>
           <w:p>
             <w:pPr>
+              <w:keepNext/>
               <w:jc w:val="center"/>
             </w:pPr>
             <w:r>
@@ -22921,6 +23116,7 @@
           </w:tcPr>
           <w:p>
             <w:pPr>
+              <w:keepNext/>
               <w:jc w:val="center"/>
             </w:pPr>
             <w:r>
@@ -22938,6 +23134,7 @@
           </w:tcPr>
           <w:p>
             <w:pPr>
+              <w:keepNext/>
               <w:jc w:val="center"/>
             </w:pPr>
             <w:r>
@@ -22955,6 +23152,7 @@
           </w:tcPr>
           <w:p>
             <w:pPr>
+              <w:keepNext/>
               <w:jc w:val="center"/>
             </w:pPr>
             <w:r>
@@ -22972,6 +23170,7 @@
           </w:tcPr>
           <w:p>
             <w:pPr>
+              <w:keepNext/>
               <w:jc w:val="center"/>
             </w:pPr>
             <w:r>
@@ -22991,6 +23190,7 @@
           </w:tcPr>
           <w:p>
             <w:pPr>
+              <w:keepNext/>
               <w:jc w:val="left"/>
             </w:pPr>
             <w:r>
@@ -23008,6 +23208,7 @@
           </w:tcPr>
           <w:p>
             <w:pPr>
+              <w:keepNext/>
               <w:jc w:val="center"/>
             </w:pPr>
             <w:r>
@@ -23025,6 +23226,7 @@
           </w:tcPr>
           <w:p>
             <w:pPr>
+              <w:keepNext/>
               <w:jc w:val="center"/>
             </w:pPr>
             <w:r>
@@ -23042,6 +23244,7 @@
           </w:tcPr>
           <w:p>
             <w:pPr>
+              <w:keepNext/>
               <w:jc w:val="center"/>
             </w:pPr>
             <w:r>
@@ -23059,6 +23262,7 @@
           </w:tcPr>
           <w:p>
             <w:pPr>
+              <w:keepNext/>
               <w:jc w:val="center"/>
             </w:pPr>
             <w:r>
@@ -23076,6 +23280,7 @@
           </w:tcPr>
           <w:p>
             <w:pPr>
+              <w:keepNext/>
               <w:jc w:val="center"/>
             </w:pPr>
             <w:r>
@@ -23095,6 +23300,7 @@
           </w:tcPr>
           <w:p>
             <w:pPr>
+              <w:keepNext/>
               <w:jc w:val="left"/>
             </w:pPr>
             <w:r>
@@ -23112,6 +23318,7 @@
           </w:tcPr>
           <w:p>
             <w:pPr>
+              <w:keepNext/>
               <w:jc w:val="center"/>
             </w:pPr>
             <w:r>
@@ -23129,6 +23336,7 @@
           </w:tcPr>
           <w:p>
             <w:pPr>
+              <w:keepNext/>
               <w:jc w:val="center"/>
             </w:pPr>
             <w:r>
@@ -23146,6 +23354,7 @@
           </w:tcPr>
           <w:p>
             <w:pPr>
+              <w:keepNext/>
               <w:jc w:val="center"/>
             </w:pPr>
             <w:r>
@@ -23163,6 +23372,7 @@
           </w:tcPr>
           <w:p>
             <w:pPr>
+              <w:keepNext/>
               <w:jc w:val="center"/>
             </w:pPr>
             <w:r>
@@ -23180,6 +23390,7 @@
           </w:tcPr>
           <w:p>
             <w:pPr>
+              <w:keepNext/>
               <w:jc w:val="center"/>
             </w:pPr>
             <w:r>
@@ -23199,6 +23410,7 @@
           </w:tcPr>
           <w:p>
             <w:pPr>
+              <w:keepNext/>
               <w:jc w:val="left"/>
             </w:pPr>
             <w:r>
@@ -23216,6 +23428,7 @@
           </w:tcPr>
           <w:p>
             <w:pPr>
+              <w:keepNext/>
               <w:jc w:val="center"/>
             </w:pPr>
             <w:r>
@@ -23233,6 +23446,7 @@
           </w:tcPr>
           <w:p>
             <w:pPr>
+              <w:keepNext/>
               <w:jc w:val="center"/>
             </w:pPr>
             <w:r>
@@ -23250,6 +23464,7 @@
           </w:tcPr>
           <w:p>
             <w:pPr>
+              <w:keepNext/>
               <w:jc w:val="center"/>
             </w:pPr>
             <w:r>
@@ -23267,6 +23482,7 @@
           </w:tcPr>
           <w:p>
             <w:pPr>
+              <w:keepNext/>
               <w:jc w:val="center"/>
             </w:pPr>
             <w:r>
@@ -23284,6 +23500,7 @@
           </w:tcPr>
           <w:p>
             <w:pPr>
+              <w:keepNext/>
               <w:jc w:val="center"/>
             </w:pPr>
             <w:r>
@@ -23303,6 +23520,7 @@
           </w:tcPr>
           <w:p>
             <w:pPr>
+              <w:keepNext/>
               <w:jc w:val="left"/>
             </w:pPr>
             <w:r>
@@ -23320,6 +23538,7 @@
           </w:tcPr>
           <w:p>
             <w:pPr>
+              <w:keepNext/>
               <w:jc w:val="center"/>
             </w:pPr>
             <w:r>
@@ -23337,6 +23556,7 @@
           </w:tcPr>
           <w:p>
             <w:pPr>
+              <w:keepNext/>
               <w:jc w:val="center"/>
             </w:pPr>
             <w:r>
@@ -23354,6 +23574,7 @@
           </w:tcPr>
           <w:p>
             <w:pPr>
+              <w:keepNext/>
               <w:jc w:val="center"/>
             </w:pPr>
             <w:r>
@@ -23371,6 +23592,7 @@
           </w:tcPr>
           <w:p>
             <w:pPr>
+              <w:keepNext/>
               <w:jc w:val="center"/>
             </w:pPr>
             <w:r>
@@ -23388,6 +23610,7 @@
           </w:tcPr>
           <w:p>
             <w:pPr>
+              <w:keepNext/>
               <w:jc w:val="center"/>
             </w:pPr>
             <w:r>
@@ -23407,6 +23630,7 @@
           </w:tcPr>
           <w:p>
             <w:pPr>
+              <w:keepNext/>
               <w:jc w:val="left"/>
             </w:pPr>
             <w:r>
@@ -23424,6 +23648,7 @@
           </w:tcPr>
           <w:p>
             <w:pPr>
+              <w:keepNext/>
               <w:jc w:val="center"/>
             </w:pPr>
             <w:r>
@@ -23441,6 +23666,7 @@
           </w:tcPr>
           <w:p>
             <w:pPr>
+              <w:keepNext/>
               <w:jc w:val="center"/>
             </w:pPr>
             <w:r>
@@ -23458,6 +23684,7 @@
           </w:tcPr>
           <w:p>
             <w:pPr>
+              <w:keepNext/>
               <w:jc w:val="center"/>
             </w:pPr>
             <w:r>
@@ -23475,6 +23702,7 @@
           </w:tcPr>
           <w:p>
             <w:pPr>
+              <w:keepNext/>
               <w:jc w:val="center"/>
             </w:pPr>
             <w:r>
@@ -23492,6 +23720,7 @@
           </w:tcPr>
           <w:p>
             <w:pPr>
+              <w:keepNext/>
               <w:jc w:val="center"/>
             </w:pPr>
             <w:r>
@@ -24854,6 +25083,7 @@
           </w:tcPr>
           <w:p>
             <w:pPr>
+              <w:keepNext/>
               <w:jc w:val="left"/>
             </w:pPr>
             <w:r>
@@ -24875,6 +25105,7 @@
           </w:tcPr>
           <w:p>
             <w:pPr>
+              <w:keepNext/>
               <w:jc w:val="center"/>
             </w:pPr>
             <w:r>
@@ -24896,6 +25127,7 @@
           </w:tcPr>
           <w:p>
             <w:pPr>
+              <w:keepNext/>
               <w:jc w:val="center"/>
             </w:pPr>
             <w:r>
@@ -24968,6 +25200,7 @@
           </w:tcPr>
           <w:p>
             <w:pPr>
+              <w:keepNext/>
               <w:jc w:val="center"/>
             </w:pPr>
             <w:r>
@@ -25040,6 +25273,7 @@
           </w:tcPr>
           <w:p>
             <w:pPr>
+              <w:keepNext/>
               <w:jc w:val="center"/>
             </w:pPr>
             <w:r>
@@ -25081,6 +25315,7 @@
           </w:tcPr>
           <w:p>
             <w:pPr>
+              <w:keepNext/>
               <w:jc w:val="center"/>
             </w:pPr>
             <w:r>
@@ -25146,6 +25381,7 @@
           </w:tcPr>
           <w:p>
             <w:pPr>
+              <w:keepNext/>
               <w:jc w:val="center"/>
             </w:pPr>
             <w:r>
@@ -25187,6 +25423,7 @@
           </w:tcPr>
           <w:p>
             <w:pPr>
+              <w:keepNext/>
               <w:jc w:val="center"/>
             </w:pPr>
             <w:r>
@@ -25208,6 +25445,7 @@
           </w:tcPr>
           <w:p>
             <w:pPr>
+              <w:keepNext/>
               <w:jc w:val="center"/>
             </w:pPr>
             <w:r>
@@ -25228,6 +25466,7 @@
           </w:tcPr>
           <w:p>
             <w:pPr>
+              <w:keepNext/>
               <w:jc w:val="left"/>
             </w:pPr>
             <w:r>
@@ -25245,6 +25484,7 @@
           </w:tcPr>
           <w:p>
             <w:pPr>
+              <w:keepNext/>
               <w:jc w:val="center"/>
             </w:pPr>
             <w:r>
@@ -25262,6 +25502,7 @@
           </w:tcPr>
           <w:p>
             <w:pPr>
+              <w:keepNext/>
               <w:jc w:val="center"/>
             </w:pPr>
             <w:r>
@@ -25279,6 +25520,7 @@
           </w:tcPr>
           <w:p>
             <w:pPr>
+              <w:keepNext/>
               <w:jc w:val="center"/>
             </w:pPr>
             <w:r>
@@ -25296,6 +25538,7 @@
           </w:tcPr>
           <w:p>
             <w:pPr>
+              <w:keepNext/>
               <w:jc w:val="center"/>
             </w:pPr>
             <w:r>
@@ -25313,6 +25556,7 @@
           </w:tcPr>
           <w:p>
             <w:pPr>
+              <w:keepNext/>
               <w:jc w:val="center"/>
             </w:pPr>
             <w:r>
@@ -25330,6 +25574,7 @@
           </w:tcPr>
           <w:p>
             <w:pPr>
+              <w:keepNext/>
               <w:jc w:val="center"/>
             </w:pPr>
             <w:r>
@@ -25347,6 +25592,7 @@
           </w:tcPr>
           <w:p>
             <w:pPr>
+              <w:keepNext/>
               <w:jc w:val="center"/>
             </w:pPr>
             <w:r>
@@ -25364,6 +25610,7 @@
           </w:tcPr>
           <w:p>
             <w:pPr>
+              <w:keepNext/>
               <w:jc w:val="center"/>
             </w:pPr>
             <w:r>
@@ -25383,6 +25630,7 @@
           </w:tcPr>
           <w:p>
             <w:pPr>
+              <w:keepNext/>
               <w:jc w:val="left"/>
             </w:pPr>
             <w:r>
@@ -25400,6 +25648,7 @@
           </w:tcPr>
           <w:p>
             <w:pPr>
+              <w:keepNext/>
               <w:jc w:val="center"/>
             </w:pPr>
             <w:r>
@@ -25417,6 +25666,7 @@
           </w:tcPr>
           <w:p>
             <w:pPr>
+              <w:keepNext/>
               <w:jc w:val="center"/>
             </w:pPr>
             <w:r>
@@ -25434,6 +25684,7 @@
           </w:tcPr>
           <w:p>
             <w:pPr>
+              <w:keepNext/>
               <w:jc w:val="center"/>
             </w:pPr>
             <w:r>
@@ -25451,6 +25702,7 @@
           </w:tcPr>
           <w:p>
             <w:pPr>
+              <w:keepNext/>
               <w:jc w:val="center"/>
             </w:pPr>
             <w:r>
@@ -25468,6 +25720,7 @@
           </w:tcPr>
           <w:p>
             <w:pPr>
+              <w:keepNext/>
               <w:jc w:val="center"/>
             </w:pPr>
             <w:r>
@@ -25485,6 +25738,7 @@
           </w:tcPr>
           <w:p>
             <w:pPr>
+              <w:keepNext/>
               <w:jc w:val="center"/>
             </w:pPr>
             <w:r>
@@ -25502,6 +25756,7 @@
           </w:tcPr>
           <w:p>
             <w:pPr>
+              <w:keepNext/>
               <w:jc w:val="center"/>
             </w:pPr>
             <w:r>
@@ -25519,6 +25774,7 @@
           </w:tcPr>
           <w:p>
             <w:pPr>
+              <w:keepNext/>
               <w:jc w:val="center"/>
             </w:pPr>
             <w:r>
@@ -25538,6 +25794,7 @@
           </w:tcPr>
           <w:p>
             <w:pPr>
+              <w:keepNext/>
               <w:jc w:val="left"/>
             </w:pPr>
             <w:r>
@@ -25555,6 +25812,7 @@
           </w:tcPr>
           <w:p>
             <w:pPr>
+              <w:keepNext/>
               <w:jc w:val="center"/>
             </w:pPr>
             <w:r>
@@ -25572,6 +25830,7 @@
           </w:tcPr>
           <w:p>
             <w:pPr>
+              <w:keepNext/>
               <w:jc w:val="center"/>
             </w:pPr>
             <w:r>
@@ -25589,6 +25848,7 @@
           </w:tcPr>
           <w:p>
             <w:pPr>
+              <w:keepNext/>
               <w:jc w:val="center"/>
             </w:pPr>
             <w:r>
@@ -25606,6 +25866,7 @@
           </w:tcPr>
           <w:p>
             <w:pPr>
+              <w:keepNext/>
               <w:jc w:val="center"/>
             </w:pPr>
             <w:r>
@@ -25623,6 +25884,7 @@
           </w:tcPr>
           <w:p>
             <w:pPr>
+              <w:keepNext/>
               <w:jc w:val="center"/>
             </w:pPr>
             <w:r>
@@ -25640,6 +25902,7 @@
           </w:tcPr>
           <w:p>
             <w:pPr>
+              <w:keepNext/>
               <w:jc w:val="center"/>
             </w:pPr>
             <w:r>
@@ -25657,6 +25920,7 @@
           </w:tcPr>
           <w:p>
             <w:pPr>
+              <w:keepNext/>
               <w:jc w:val="center"/>
             </w:pPr>
             <w:r>
@@ -25674,6 +25938,7 @@
           </w:tcPr>
           <w:p>
             <w:pPr>
+              <w:keepNext/>
               <w:jc w:val="center"/>
             </w:pPr>
             <w:r>
@@ -25693,6 +25958,7 @@
           </w:tcPr>
           <w:p>
             <w:pPr>
+              <w:keepNext/>
               <w:jc w:val="left"/>
             </w:pPr>
             <w:r>
@@ -25710,6 +25976,7 @@
           </w:tcPr>
           <w:p>
             <w:pPr>
+              <w:keepNext/>
               <w:jc w:val="center"/>
             </w:pPr>
             <w:r>
@@ -25727,6 +25994,7 @@
           </w:tcPr>
           <w:p>
             <w:pPr>
+              <w:keepNext/>
               <w:jc w:val="center"/>
             </w:pPr>
             <w:r>
@@ -25744,6 +26012,7 @@
           </w:tcPr>
           <w:p>
             <w:pPr>
+              <w:keepNext/>
               <w:jc w:val="center"/>
             </w:pPr>
             <w:r>
@@ -25761,6 +26030,7 @@
           </w:tcPr>
           <w:p>
             <w:pPr>
+              <w:keepNext/>
               <w:jc w:val="center"/>
             </w:pPr>
             <w:r>
@@ -25778,6 +26048,7 @@
           </w:tcPr>
           <w:p>
             <w:pPr>
+              <w:keepNext/>
               <w:jc w:val="center"/>
             </w:pPr>
             <w:r>
@@ -25795,6 +26066,7 @@
           </w:tcPr>
           <w:p>
             <w:pPr>
+              <w:keepNext/>
               <w:jc w:val="center"/>
             </w:pPr>
             <w:r>
@@ -25812,6 +26084,7 @@
           </w:tcPr>
           <w:p>
             <w:pPr>
+              <w:keepNext/>
               <w:jc w:val="center"/>
             </w:pPr>
             <w:r>
@@ -25829,6 +26102,7 @@
           </w:tcPr>
           <w:p>
             <w:pPr>
+              <w:keepNext/>
               <w:jc w:val="center"/>
             </w:pPr>
             <w:r>
@@ -25848,6 +26122,7 @@
           </w:tcPr>
           <w:p>
             <w:pPr>
+              <w:keepNext/>
               <w:jc w:val="left"/>
             </w:pPr>
             <w:r>
@@ -25865,6 +26140,7 @@
           </w:tcPr>
           <w:p>
             <w:pPr>
+              <w:keepNext/>
               <w:jc w:val="center"/>
             </w:pPr>
             <w:r>
@@ -25882,6 +26158,7 @@
           </w:tcPr>
           <w:p>
             <w:pPr>
+              <w:keepNext/>
               <w:jc w:val="center"/>
             </w:pPr>
             <w:r>
@@ -25899,6 +26176,7 @@
           </w:tcPr>
           <w:p>
             <w:pPr>
+              <w:keepNext/>
               <w:jc w:val="center"/>
             </w:pPr>
             <w:r>
@@ -25916,6 +26194,7 @@
           </w:tcPr>
           <w:p>
             <w:pPr>
+              <w:keepNext/>
               <w:jc w:val="center"/>
             </w:pPr>
             <w:r>
@@ -25933,6 +26212,7 @@
           </w:tcPr>
           <w:p>
             <w:pPr>
+              <w:keepNext/>
               <w:jc w:val="center"/>
             </w:pPr>
             <w:r>
@@ -25950,6 +26230,7 @@
           </w:tcPr>
           <w:p>
             <w:pPr>
+              <w:keepNext/>
               <w:jc w:val="center"/>
             </w:pPr>
             <w:r>
@@ -25967,6 +26248,7 @@
           </w:tcPr>
           <w:p>
             <w:pPr>
+              <w:keepNext/>
               <w:jc w:val="center"/>
             </w:pPr>
             <w:r>
@@ -25984,6 +26266,7 @@
           </w:tcPr>
           <w:p>
             <w:pPr>
+              <w:keepNext/>
               <w:jc w:val="center"/>
             </w:pPr>
             <w:r>
@@ -26003,6 +26286,7 @@
           </w:tcPr>
           <w:p>
             <w:pPr>
+              <w:keepNext/>
               <w:jc w:val="left"/>
             </w:pPr>
             <w:r>
@@ -26020,6 +26304,7 @@
           </w:tcPr>
           <w:p>
             <w:pPr>
+              <w:keepNext/>
               <w:jc w:val="center"/>
             </w:pPr>
             <w:r>
@@ -26037,6 +26322,7 @@
           </w:tcPr>
           <w:p>
             <w:pPr>
+              <w:keepNext/>
               <w:jc w:val="center"/>
             </w:pPr>
             <w:r>
@@ -26054,6 +26340,7 @@
           </w:tcPr>
           <w:p>
             <w:pPr>
+              <w:keepNext/>
               <w:jc w:val="center"/>
             </w:pPr>
             <w:r>
@@ -26071,6 +26358,7 @@
           </w:tcPr>
           <w:p>
             <w:pPr>
+              <w:keepNext/>
               <w:jc w:val="center"/>
             </w:pPr>
             <w:r>
@@ -26088,6 +26376,7 @@
           </w:tcPr>
           <w:p>
             <w:pPr>
+              <w:keepNext/>
               <w:jc w:val="center"/>
             </w:pPr>
             <w:r>
@@ -26105,6 +26394,7 @@
           </w:tcPr>
           <w:p>
             <w:pPr>
+              <w:keepNext/>
               <w:jc w:val="center"/>
             </w:pPr>
             <w:r>
@@ -26122,6 +26412,7 @@
           </w:tcPr>
           <w:p>
             <w:pPr>
+              <w:keepNext/>
               <w:jc w:val="center"/>
             </w:pPr>
             <w:r>
@@ -26139,6 +26430,7 @@
           </w:tcPr>
           <w:p>
             <w:pPr>
+              <w:keepNext/>
               <w:jc w:val="center"/>
             </w:pPr>
             <w:r>
@@ -26158,6 +26450,7 @@
           </w:tcPr>
           <w:p>
             <w:pPr>
+              <w:keepNext/>
               <w:jc w:val="left"/>
             </w:pPr>
             <w:r>
@@ -26175,6 +26468,7 @@
           </w:tcPr>
           <w:p>
             <w:pPr>
+              <w:keepNext/>
               <w:jc w:val="center"/>
             </w:pPr>
             <w:r>
@@ -26192,6 +26486,7 @@
           </w:tcPr>
           <w:p>
             <w:pPr>
+              <w:keepNext/>
               <w:jc w:val="center"/>
             </w:pPr>
             <w:r>
@@ -26209,6 +26504,7 @@
           </w:tcPr>
           <w:p>
             <w:pPr>
+              <w:keepNext/>
               <w:jc w:val="center"/>
             </w:pPr>
             <w:r>
@@ -26226,6 +26522,7 @@
           </w:tcPr>
           <w:p>
             <w:pPr>
+              <w:keepNext/>
               <w:jc w:val="center"/>
             </w:pPr>
             <w:r>
@@ -26243,6 +26540,7 @@
           </w:tcPr>
           <w:p>
             <w:pPr>
+              <w:keepNext/>
               <w:jc w:val="center"/>
             </w:pPr>
             <w:r>
@@ -26260,6 +26558,7 @@
           </w:tcPr>
           <w:p>
             <w:pPr>
+              <w:keepNext/>
               <w:jc w:val="center"/>
             </w:pPr>
             <w:r>
@@ -26277,6 +26576,7 @@
           </w:tcPr>
           <w:p>
             <w:pPr>
+              <w:keepNext/>
               <w:jc w:val="center"/>
             </w:pPr>
             <w:r>
@@ -26294,6 +26594,7 @@
           </w:tcPr>
           <w:p>
             <w:pPr>
+              <w:keepNext/>
               <w:jc w:val="center"/>
             </w:pPr>
             <w:r>
@@ -26313,6 +26614,7 @@
           </w:tcPr>
           <w:p>
             <w:pPr>
+              <w:keepNext/>
               <w:jc w:val="left"/>
             </w:pPr>
             <w:r>
@@ -26330,6 +26632,7 @@
           </w:tcPr>
           <w:p>
             <w:pPr>
+              <w:keepNext/>
               <w:jc w:val="center"/>
             </w:pPr>
             <w:r>
@@ -26347,6 +26650,7 @@
           </w:tcPr>
           <w:p>
             <w:pPr>
+              <w:keepNext/>
               <w:jc w:val="center"/>
             </w:pPr>
             <w:r>
@@ -26364,6 +26668,7 @@
           </w:tcPr>
           <w:p>
             <w:pPr>
+              <w:keepNext/>
               <w:jc w:val="center"/>
             </w:pPr>
             <w:r>
@@ -26381,6 +26686,7 @@
           </w:tcPr>
           <w:p>
             <w:pPr>
+              <w:keepNext/>
               <w:jc w:val="center"/>
             </w:pPr>
             <w:r>
@@ -26398,6 +26704,7 @@
           </w:tcPr>
           <w:p>
             <w:pPr>
+              <w:keepNext/>
               <w:jc w:val="center"/>
             </w:pPr>
             <w:r>
@@ -26415,6 +26722,7 @@
           </w:tcPr>
           <w:p>
             <w:pPr>
+              <w:keepNext/>
               <w:jc w:val="center"/>
             </w:pPr>
             <w:r>
@@ -26432,6 +26740,7 @@
           </w:tcPr>
           <w:p>
             <w:pPr>
+              <w:keepNext/>
               <w:jc w:val="center"/>
             </w:pPr>
             <w:r>
@@ -26449,6 +26758,7 @@
           </w:tcPr>
           <w:p>
             <w:pPr>
+              <w:keepNext/>
               <w:jc w:val="center"/>
             </w:pPr>
             <w:r>
@@ -26983,6 +27293,7 @@
           </w:tcPr>
           <w:p>
             <w:pPr>
+              <w:keepNext/>
               <w:jc w:val="left"/>
             </w:pPr>
             <w:r>
@@ -27004,6 +27315,7 @@
           </w:tcPr>
           <w:p>
             <w:pPr>
+              <w:keepNext/>
               <w:jc w:val="center"/>
             </w:pPr>
             <w:r>
@@ -27025,6 +27337,7 @@
           </w:tcPr>
           <w:p>
             <w:pPr>
+              <w:keepNext/>
               <w:jc w:val="center"/>
             </w:pPr>
             <w:r>
@@ -27046,6 +27359,7 @@
           </w:tcPr>
           <w:p>
             <w:pPr>
+              <w:keepNext/>
               <w:jc w:val="center"/>
             </w:pPr>
             <w:r>
@@ -27067,6 +27381,7 @@
           </w:tcPr>
           <w:p>
             <w:pPr>
+              <w:keepNext/>
               <w:jc w:val="center"/>
             </w:pPr>
             <w:r>
@@ -27087,6 +27402,7 @@
           </w:tcPr>
           <w:p>
             <w:pPr>
+              <w:keepNext/>
               <w:jc w:val="left"/>
             </w:pPr>
             <w:r>
@@ -27104,6 +27420,7 @@
           </w:tcPr>
           <w:p>
             <w:pPr>
+              <w:keepNext/>
               <w:jc w:val="center"/>
             </w:pPr>
             <w:r>
@@ -27121,6 +27438,7 @@
           </w:tcPr>
           <w:p>
             <w:pPr>
+              <w:keepNext/>
               <w:jc w:val="center"/>
             </w:pPr>
             <w:r>
@@ -27138,6 +27456,7 @@
           </w:tcPr>
           <w:p>
             <w:pPr>
+              <w:keepNext/>
               <w:jc w:val="center"/>
             </w:pPr>
             <w:r>
@@ -27155,6 +27474,7 @@
           </w:tcPr>
           <w:p>
             <w:pPr>
+              <w:keepNext/>
               <w:jc w:val="center"/>
             </w:pPr>
             <w:r>
@@ -27174,6 +27494,7 @@
           </w:tcPr>
           <w:p>
             <w:pPr>
+              <w:keepNext/>
               <w:jc w:val="left"/>
             </w:pPr>
             <w:r>
@@ -27191,6 +27512,7 @@
           </w:tcPr>
           <w:p>
             <w:pPr>
+              <w:keepNext/>
               <w:jc w:val="center"/>
             </w:pPr>
             <w:r>
@@ -27208,6 +27530,7 @@
           </w:tcPr>
           <w:p>
             <w:pPr>
+              <w:keepNext/>
               <w:jc w:val="center"/>
             </w:pPr>
             <w:r>
@@ -27225,6 +27548,7 @@
           </w:tcPr>
           <w:p>
             <w:pPr>
+              <w:keepNext/>
               <w:jc w:val="center"/>
             </w:pPr>
             <w:r>
@@ -27242,6 +27566,7 @@
           </w:tcPr>
           <w:p>
             <w:pPr>
+              <w:keepNext/>
               <w:jc w:val="center"/>
             </w:pPr>
             <w:r>
@@ -27261,6 +27586,7 @@
           </w:tcPr>
           <w:p>
             <w:pPr>
+              <w:keepNext/>
               <w:jc w:val="left"/>
             </w:pPr>
             <w:r>
@@ -27278,6 +27604,7 @@
           </w:tcPr>
           <w:p>
             <w:pPr>
+              <w:keepNext/>
               <w:jc w:val="center"/>
             </w:pPr>
             <w:r>
@@ -27295,6 +27622,7 @@
           </w:tcPr>
           <w:p>
             <w:pPr>
+              <w:keepNext/>
               <w:jc w:val="center"/>
             </w:pPr>
             <w:r>
@@ -27312,6 +27640,7 @@
           </w:tcPr>
           <w:p>
             <w:pPr>
+              <w:keepNext/>
               <w:jc w:val="center"/>
             </w:pPr>
             <w:r>
@@ -27329,6 +27658,7 @@
           </w:tcPr>
           <w:p>
             <w:pPr>
+              <w:keepNext/>
               <w:jc w:val="center"/>
             </w:pPr>
             <w:r>
@@ -27348,6 +27678,7 @@
           </w:tcPr>
           <w:p>
             <w:pPr>
+              <w:keepNext/>
               <w:jc w:val="left"/>
             </w:pPr>
             <w:r>
@@ -27365,6 +27696,7 @@
           </w:tcPr>
           <w:p>
             <w:pPr>
+              <w:keepNext/>
               <w:jc w:val="center"/>
             </w:pPr>
             <w:r>
@@ -27382,6 +27714,7 @@
           </w:tcPr>
           <w:p>
             <w:pPr>
+              <w:keepNext/>
               <w:jc w:val="center"/>
             </w:pPr>
             <w:r>
@@ -27399,6 +27732,7 @@
           </w:tcPr>
           <w:p>
             <w:pPr>
+              <w:keepNext/>
               <w:jc w:val="center"/>
             </w:pPr>
             <w:r>
@@ -27416,6 +27750,7 @@
           </w:tcPr>
           <w:p>
             <w:pPr>
+              <w:keepNext/>
               <w:jc w:val="center"/>
             </w:pPr>
             <w:r>
@@ -27435,6 +27770,7 @@
           </w:tcPr>
           <w:p>
             <w:pPr>
+              <w:keepNext/>
               <w:jc w:val="left"/>
             </w:pPr>
             <w:r>
@@ -27452,6 +27788,7 @@
           </w:tcPr>
           <w:p>
             <w:pPr>
+              <w:keepNext/>
               <w:jc w:val="center"/>
             </w:pPr>
             <w:r>
@@ -27469,6 +27806,7 @@
           </w:tcPr>
           <w:p>
             <w:pPr>
+              <w:keepNext/>
               <w:jc w:val="center"/>
             </w:pPr>
             <w:r>
@@ -27486,6 +27824,7 @@
           </w:tcPr>
           <w:p>
             <w:pPr>
+              <w:keepNext/>
               <w:jc w:val="center"/>
             </w:pPr>
             <w:r>
@@ -27503,6 +27842,7 @@
           </w:tcPr>
           <w:p>
             <w:pPr>
+              <w:keepNext/>
               <w:jc w:val="center"/>
             </w:pPr>
             <w:r>
@@ -27785,6 +28125,7 @@
           </w:tcPr>
           <w:p>
             <w:pPr>
+              <w:keepNext/>
               <w:jc w:val="left"/>
             </w:pPr>
             <w:r>
@@ -27806,6 +28147,7 @@
           </w:tcPr>
           <w:p>
             <w:pPr>
+              <w:keepNext/>
               <w:jc w:val="center"/>
             </w:pPr>
             <w:r>
@@ -27826,6 +28168,7 @@
           </w:tcPr>
           <w:p>
             <w:pPr>
+              <w:keepNext/>
               <w:jc w:val="left"/>
             </w:pPr>
             <w:r>
@@ -27843,6 +28186,7 @@
           </w:tcPr>
           <w:p>
             <w:pPr>
+              <w:keepNext/>
               <w:jc w:val="center"/>
             </w:pPr>
             <w:r>
@@ -27862,6 +28206,7 @@
           </w:tcPr>
           <w:p>
             <w:pPr>
+              <w:keepNext/>
               <w:jc w:val="left"/>
             </w:pPr>
             <w:r>
@@ -27899,6 +28244,7 @@
           </w:tcPr>
           <w:p>
             <w:pPr>
+              <w:keepNext/>
               <w:jc w:val="center"/>
             </w:pPr>
             <w:r>
@@ -28345,6 +28691,7 @@
           </w:tcPr>
           <w:p>
             <w:pPr>
+              <w:keepNext/>
               <w:jc w:val="left"/>
             </w:pPr>
             <w:r>
@@ -28366,6 +28713,7 @@
           </w:tcPr>
           <w:p>
             <w:pPr>
+              <w:keepNext/>
               <w:jc w:val="center"/>
             </w:pPr>
             <m:oMath>
@@ -28394,6 +28742,7 @@
           </w:tcPr>
           <w:p>
             <w:pPr>
+              <w:keepNext/>
               <w:jc w:val="center"/>
             </w:pPr>
             <m:oMath>
@@ -28422,6 +28771,7 @@
           </w:tcPr>
           <w:p>
             <w:pPr>
+              <w:keepNext/>
               <w:jc w:val="center"/>
             </w:pPr>
             <m:oMath>
@@ -28463,6 +28813,7 @@
           </w:tcPr>
           <w:p>
             <w:pPr>
+              <w:keepNext/>
               <w:jc w:val="center"/>
             </w:pPr>
             <m:oMath>
@@ -28504,6 +28855,7 @@
           </w:tcPr>
           <w:p>
             <w:pPr>
+              <w:keepNext/>
               <w:jc w:val="center"/>
             </w:pPr>
             <w:r>
@@ -28552,6 +28904,7 @@
           </w:tcPr>
           <w:p>
             <w:pPr>
+              <w:keepNext/>
               <w:jc w:val="center"/>
             </w:pPr>
             <m:oMath>
@@ -28590,6 +28943,7 @@
           </w:tcPr>
           <w:p>
             <w:pPr>
+              <w:keepNext/>
               <w:jc w:val="center"/>
             </w:pPr>
             <w:r>
@@ -28635,6 +28989,7 @@
           </w:tcPr>
           <w:p>
             <w:pPr>
+              <w:keepNext/>
               <w:jc w:val="center"/>
             </w:pPr>
             <w:r>
@@ -28655,6 +29010,7 @@
           </w:tcPr>
           <w:p>
             <w:pPr>
+              <w:keepNext/>
               <w:jc w:val="left"/>
             </w:pPr>
             <w:r>
@@ -28673,6 +29029,7 @@
           </w:tcPr>
           <w:p>
             <w:pPr>
+              <w:keepNext/>
               <w:jc w:val="center"/>
             </w:pPr>
             <w:r>
@@ -28691,6 +29048,7 @@
           </w:tcPr>
           <w:p>
             <w:pPr>
+              <w:keepNext/>
               <w:jc w:val="center"/>
             </w:pPr>
             <w:r>
@@ -28709,6 +29067,7 @@
           </w:tcPr>
           <w:p>
             <w:pPr>
+              <w:keepNext/>
               <w:jc w:val="center"/>
             </w:pPr>
             <w:r>
@@ -28727,6 +29086,7 @@
           </w:tcPr>
           <w:p>
             <w:pPr>
+              <w:keepNext/>
               <w:jc w:val="center"/>
             </w:pPr>
             <w:r>
@@ -28745,6 +29105,7 @@
           </w:tcPr>
           <w:p>
             <w:pPr>
+              <w:keepNext/>
               <w:jc w:val="center"/>
             </w:pPr>
             <w:r>
@@ -28763,6 +29124,7 @@
           </w:tcPr>
           <w:p>
             <w:pPr>
+              <w:keepNext/>
               <w:jc w:val="center"/>
             </w:pPr>
             <w:r>
@@ -28781,6 +29143,7 @@
           </w:tcPr>
           <w:p>
             <w:pPr>
+              <w:keepNext/>
               <w:jc w:val="center"/>
             </w:pPr>
             <w:r>
@@ -28799,6 +29162,7 @@
           </w:tcPr>
           <w:p>
             <w:pPr>
+              <w:keepNext/>
               <w:jc w:val="center"/>
             </w:pPr>
             <w:r>
@@ -28819,6 +29183,7 @@
           </w:tcPr>
           <w:p>
             <w:pPr>
+              <w:keepNext/>
               <w:jc w:val="left"/>
             </w:pPr>
             <w:r>
@@ -28836,6 +29201,7 @@
           </w:tcPr>
           <w:p>
             <w:pPr>
+              <w:keepNext/>
               <w:jc w:val="center"/>
             </w:pPr>
             <w:r>
@@ -28853,6 +29219,7 @@
           </w:tcPr>
           <w:p>
             <w:pPr>
+              <w:keepNext/>
               <w:jc w:val="center"/>
             </w:pPr>
             <w:r>
@@ -28870,6 +29237,7 @@
           </w:tcPr>
           <w:p>
             <w:pPr>
+              <w:keepNext/>
               <w:jc w:val="center"/>
             </w:pPr>
             <w:r>
@@ -28887,6 +29255,7 @@
           </w:tcPr>
           <w:p>
             <w:pPr>
+              <w:keepNext/>
               <w:jc w:val="center"/>
             </w:pPr>
             <w:r>
@@ -28904,6 +29273,7 @@
           </w:tcPr>
           <w:p>
             <w:pPr>
+              <w:keepNext/>
               <w:jc w:val="center"/>
             </w:pPr>
             <w:r>
@@ -28921,6 +29291,7 @@
           </w:tcPr>
           <w:p>
             <w:pPr>
+              <w:keepNext/>
               <w:jc w:val="center"/>
             </w:pPr>
             <w:r>
@@ -28938,6 +29309,7 @@
           </w:tcPr>
           <w:p>
             <w:pPr>
+              <w:keepNext/>
               <w:jc w:val="center"/>
             </w:pPr>
             <w:r>
@@ -28955,6 +29327,7 @@
           </w:tcPr>
           <w:p>
             <w:pPr>
+              <w:keepNext/>
               <w:jc w:val="center"/>
             </w:pPr>
             <w:r>
@@ -28974,6 +29347,7 @@
           </w:tcPr>
           <w:p>
             <w:pPr>
+              <w:keepNext/>
               <w:jc w:val="left"/>
             </w:pPr>
             <w:r>
@@ -28991,6 +29365,7 @@
           </w:tcPr>
           <w:p>
             <w:pPr>
+              <w:keepNext/>
               <w:jc w:val="center"/>
             </w:pPr>
             <w:r>
@@ -29008,6 +29383,7 @@
           </w:tcPr>
           <w:p>
             <w:pPr>
+              <w:keepNext/>
               <w:jc w:val="center"/>
             </w:pPr>
             <w:r>
@@ -29025,6 +29401,7 @@
           </w:tcPr>
           <w:p>
             <w:pPr>
+              <w:keepNext/>
               <w:jc w:val="center"/>
             </w:pPr>
             <w:r>
@@ -29042,6 +29419,7 @@
           </w:tcPr>
           <w:p>
             <w:pPr>
+              <w:keepNext/>
               <w:jc w:val="center"/>
             </w:pPr>
             <w:r>
@@ -29059,6 +29437,7 @@
           </w:tcPr>
           <w:p>
             <w:pPr>
+              <w:keepNext/>
               <w:jc w:val="center"/>
             </w:pPr>
             <w:r>
@@ -29076,6 +29455,7 @@
           </w:tcPr>
           <w:p>
             <w:pPr>
+              <w:keepNext/>
               <w:jc w:val="center"/>
             </w:pPr>
             <w:r>
@@ -29093,6 +29473,7 @@
           </w:tcPr>
           <w:p>
             <w:pPr>
+              <w:keepNext/>
               <w:jc w:val="center"/>
             </w:pPr>
             <w:r>
@@ -29110,6 +29491,7 @@
           </w:tcPr>
           <w:p>
             <w:pPr>
+              <w:keepNext/>
               <w:jc w:val="center"/>
             </w:pPr>
             <w:r>
@@ -29129,6 +29511,7 @@
           </w:tcPr>
           <w:p>
             <w:pPr>
+              <w:keepNext/>
               <w:jc w:val="left"/>
             </w:pPr>
             <w:r>
@@ -29146,6 +29529,7 @@
           </w:tcPr>
           <w:p>
             <w:pPr>
+              <w:keepNext/>
               <w:jc w:val="center"/>
             </w:pPr>
             <w:r>
@@ -29163,6 +29547,7 @@
           </w:tcPr>
           <w:p>
             <w:pPr>
+              <w:keepNext/>
               <w:jc w:val="center"/>
             </w:pPr>
             <w:r>
@@ -29180,6 +29565,7 @@
           </w:tcPr>
           <w:p>
             <w:pPr>
+              <w:keepNext/>
               <w:jc w:val="center"/>
             </w:pPr>
             <w:r>
@@ -29197,6 +29583,7 @@
           </w:tcPr>
           <w:p>
             <w:pPr>
+              <w:keepNext/>
               <w:jc w:val="center"/>
             </w:pPr>
             <w:r>
@@ -29214,6 +29601,7 @@
           </w:tcPr>
           <w:p>
             <w:pPr>
+              <w:keepNext/>
               <w:jc w:val="center"/>
             </w:pPr>
             <w:r>
@@ -29231,6 +29619,7 @@
           </w:tcPr>
           <w:p>
             <w:pPr>
+              <w:keepNext/>
               <w:jc w:val="center"/>
             </w:pPr>
             <w:r>
@@ -29248,6 +29637,7 @@
           </w:tcPr>
           <w:p>
             <w:pPr>
+              <w:keepNext/>
               <w:jc w:val="center"/>
             </w:pPr>
             <w:r>
@@ -29265,6 +29655,7 @@
           </w:tcPr>
           <w:p>
             <w:pPr>
+              <w:keepNext/>
               <w:jc w:val="center"/>
             </w:pPr>
             <w:r>
@@ -29284,6 +29675,7 @@
           </w:tcPr>
           <w:p>
             <w:pPr>
+              <w:keepNext/>
               <w:jc w:val="left"/>
             </w:pPr>
             <w:r>
@@ -29301,6 +29693,7 @@
           </w:tcPr>
           <w:p>
             <w:pPr>
+              <w:keepNext/>
               <w:jc w:val="center"/>
             </w:pPr>
             <w:r>
@@ -29318,6 +29711,7 @@
           </w:tcPr>
           <w:p>
             <w:pPr>
+              <w:keepNext/>
               <w:jc w:val="center"/>
             </w:pPr>
             <w:r>
@@ -29335,6 +29729,7 @@
           </w:tcPr>
           <w:p>
             <w:pPr>
+              <w:keepNext/>
               <w:jc w:val="center"/>
             </w:pPr>
             <w:r>
@@ -29352,6 +29747,7 @@
           </w:tcPr>
           <w:p>
             <w:pPr>
+              <w:keepNext/>
               <w:jc w:val="center"/>
             </w:pPr>
             <w:r>
@@ -29369,6 +29765,7 @@
           </w:tcPr>
           <w:p>
             <w:pPr>
+              <w:keepNext/>
               <w:jc w:val="center"/>
             </w:pPr>
             <w:r>
@@ -29386,6 +29783,7 @@
           </w:tcPr>
           <w:p>
             <w:pPr>
+              <w:keepNext/>
               <w:jc w:val="center"/>
             </w:pPr>
             <w:r>
@@ -29403,6 +29801,7 @@
           </w:tcPr>
           <w:p>
             <w:pPr>
+              <w:keepNext/>
               <w:jc w:val="center"/>
             </w:pPr>
             <w:r>
@@ -29420,6 +29819,7 @@
           </w:tcPr>
           <w:p>
             <w:pPr>
+              <w:keepNext/>
               <w:jc w:val="center"/>
             </w:pPr>
             <w:r>
@@ -29439,6 +29839,7 @@
           </w:tcPr>
           <w:p>
             <w:pPr>
+              <w:keepNext/>
               <w:jc w:val="left"/>
             </w:pPr>
             <w:r>
@@ -29456,6 +29857,7 @@
           </w:tcPr>
           <w:p>
             <w:pPr>
+              <w:keepNext/>
               <w:jc w:val="center"/>
             </w:pPr>
             <w:r>
@@ -29473,6 +29875,7 @@
           </w:tcPr>
           <w:p>
             <w:pPr>
+              <w:keepNext/>
               <w:jc w:val="center"/>
             </w:pPr>
             <w:r>
@@ -29490,6 +29893,7 @@
           </w:tcPr>
           <w:p>
             <w:pPr>
+              <w:keepNext/>
               <w:jc w:val="center"/>
             </w:pPr>
             <w:r>
@@ -29507,6 +29911,7 @@
           </w:tcPr>
           <w:p>
             <w:pPr>
+              <w:keepNext/>
               <w:jc w:val="center"/>
             </w:pPr>
             <w:r>
@@ -29524,6 +29929,7 @@
           </w:tcPr>
           <w:p>
             <w:pPr>
+              <w:keepNext/>
               <w:jc w:val="center"/>
             </w:pPr>
             <w:r>
@@ -29541,6 +29947,7 @@
           </w:tcPr>
           <w:p>
             <w:pPr>
+              <w:keepNext/>
               <w:jc w:val="center"/>
             </w:pPr>
             <w:r>
@@ -29558,6 +29965,7 @@
           </w:tcPr>
           <w:p>
             <w:pPr>
+              <w:keepNext/>
               <w:jc w:val="center"/>
             </w:pPr>
             <w:r>
@@ -29575,6 +29983,7 @@
           </w:tcPr>
           <w:p>
             <w:pPr>
+              <w:keepNext/>
               <w:jc w:val="center"/>
             </w:pPr>
             <w:r>
@@ -29594,6 +30003,7 @@
           </w:tcPr>
           <w:p>
             <w:pPr>
+              <w:keepNext/>
               <w:jc w:val="left"/>
             </w:pPr>
             <w:r>
@@ -29611,6 +30021,7 @@
           </w:tcPr>
           <w:p>
             <w:pPr>
+              <w:keepNext/>
               <w:jc w:val="center"/>
             </w:pPr>
             <w:r>
@@ -29628,6 +30039,7 @@
           </w:tcPr>
           <w:p>
             <w:pPr>
+              <w:keepNext/>
               <w:jc w:val="center"/>
             </w:pPr>
             <w:r>
@@ -29645,6 +30057,7 @@
           </w:tcPr>
           <w:p>
             <w:pPr>
+              <w:keepNext/>
               <w:jc w:val="center"/>
             </w:pPr>
             <w:r>
@@ -29662,6 +30075,7 @@
           </w:tcPr>
           <w:p>
             <w:pPr>
+              <w:keepNext/>
               <w:jc w:val="center"/>
             </w:pPr>
             <w:r>
@@ -29679,6 +30093,7 @@
           </w:tcPr>
           <w:p>
             <w:pPr>
+              <w:keepNext/>
               <w:jc w:val="center"/>
             </w:pPr>
             <w:r>
@@ -29696,6 +30111,7 @@
           </w:tcPr>
           <w:p>
             <w:pPr>
+              <w:keepNext/>
               <w:jc w:val="center"/>
             </w:pPr>
             <w:r>
@@ -29713,6 +30129,7 @@
           </w:tcPr>
           <w:p>
             <w:pPr>
+              <w:keepNext/>
               <w:jc w:val="center"/>
             </w:pPr>
             <w:r>
@@ -29730,6 +30147,7 @@
           </w:tcPr>
           <w:p>
             <w:pPr>
+              <w:keepNext/>
               <w:jc w:val="center"/>
             </w:pPr>
             <w:r>
@@ -29749,6 +30167,7 @@
           </w:tcPr>
           <w:p>
             <w:pPr>
+              <w:keepNext/>
               <w:jc w:val="left"/>
             </w:pPr>
             <w:r>
@@ -29766,6 +30185,7 @@
           </w:tcPr>
           <w:p>
             <w:pPr>
+              <w:keepNext/>
               <w:jc w:val="center"/>
             </w:pPr>
             <w:r>
@@ -29783,6 +30203,7 @@
           </w:tcPr>
           <w:p>
             <w:pPr>
+              <w:keepNext/>
               <w:jc w:val="center"/>
             </w:pPr>
             <w:r>
@@ -29800,6 +30221,7 @@
           </w:tcPr>
           <w:p>
             <w:pPr>
+              <w:keepNext/>
               <w:jc w:val="center"/>
             </w:pPr>
             <w:r>
@@ -29817,6 +30239,7 @@
           </w:tcPr>
           <w:p>
             <w:pPr>
+              <w:keepNext/>
               <w:jc w:val="center"/>
             </w:pPr>
             <w:r>
@@ -29834,6 +30257,7 @@
           </w:tcPr>
           <w:p>
             <w:pPr>
+              <w:keepNext/>
               <w:jc w:val="center"/>
             </w:pPr>
             <w:r>
@@ -29851,6 +30275,7 @@
           </w:tcPr>
           <w:p>
             <w:pPr>
+              <w:keepNext/>
               <w:jc w:val="center"/>
             </w:pPr>
             <w:r>
@@ -29868,6 +30293,7 @@
           </w:tcPr>
           <w:p>
             <w:pPr>
+              <w:keepNext/>
               <w:jc w:val="center"/>
             </w:pPr>
             <w:r>
@@ -29885,6 +30311,7 @@
           </w:tcPr>
           <w:p>
             <w:pPr>
+              <w:keepNext/>
               <w:jc w:val="center"/>
             </w:pPr>
             <w:r>
@@ -30149,6 +30576,7 @@
           </w:tcPr>
           <w:p>
             <w:pPr>
+              <w:keepNext/>
               <w:jc w:val="left"/>
             </w:pPr>
             <w:r>
@@ -30170,6 +30598,7 @@
           </w:tcPr>
           <w:p>
             <w:pPr>
+              <w:keepNext/>
               <w:jc w:val="center"/>
             </w:pPr>
             <w:r>
@@ -30191,6 +30620,7 @@
           </w:tcPr>
           <w:p>
             <w:pPr>
+              <w:keepNext/>
               <w:jc w:val="center"/>
             </w:pPr>
             <w:r>
@@ -30212,6 +30642,7 @@
           </w:tcPr>
           <w:p>
             <w:pPr>
+              <w:keepNext/>
               <w:jc w:val="center"/>
             </w:pPr>
             <w:r>
@@ -30233,6 +30664,7 @@
           </w:tcPr>
           <w:p>
             <w:pPr>
+              <w:keepNext/>
               <w:jc w:val="center"/>
             </w:pPr>
             <w:r>
@@ -30254,6 +30686,7 @@
           </w:tcPr>
           <w:p>
             <w:pPr>
+              <w:keepNext/>
               <w:jc w:val="center"/>
             </w:pPr>
             <w:r>
@@ -30274,6 +30707,7 @@
           </w:tcPr>
           <w:p>
             <w:pPr>
+              <w:keepNext/>
               <w:jc w:val="left"/>
             </w:pPr>
             <w:r>
@@ -30291,6 +30725,7 @@
           </w:tcPr>
           <w:p>
             <w:pPr>
+              <w:keepNext/>
               <w:jc w:val="center"/>
             </w:pPr>
             <w:r>
@@ -30308,6 +30743,7 @@
           </w:tcPr>
           <w:p>
             <w:pPr>
+              <w:keepNext/>
               <w:jc w:val="center"/>
             </w:pPr>
             <w:r>
@@ -30325,6 +30761,7 @@
           </w:tcPr>
           <w:p>
             <w:pPr>
+              <w:keepNext/>
               <w:jc w:val="center"/>
             </w:pPr>
             <w:r>
@@ -30342,6 +30779,7 @@
           </w:tcPr>
           <w:p>
             <w:pPr>
+              <w:keepNext/>
               <w:jc w:val="center"/>
             </w:pPr>
             <w:r>
@@ -30359,6 +30797,7 @@
           </w:tcPr>
           <w:p>
             <w:pPr>
+              <w:keepNext/>
               <w:jc w:val="center"/>
             </w:pPr>
             <w:r>
@@ -30378,6 +30817,7 @@
           </w:tcPr>
           <w:p>
             <w:pPr>
+              <w:keepNext/>
               <w:jc w:val="left"/>
             </w:pPr>
             <w:r>
@@ -30395,6 +30835,7 @@
           </w:tcPr>
           <w:p>
             <w:pPr>
+              <w:keepNext/>
               <w:jc w:val="center"/>
             </w:pPr>
             <w:r>
@@ -30412,6 +30853,7 @@
           </w:tcPr>
           <w:p>
             <w:pPr>
+              <w:keepNext/>
               <w:jc w:val="center"/>
             </w:pPr>
             <w:r>
@@ -30429,6 +30871,7 @@
           </w:tcPr>
           <w:p>
             <w:pPr>
+              <w:keepNext/>
               <w:jc w:val="center"/>
             </w:pPr>
             <w:r>
@@ -30446,6 +30889,7 @@
           </w:tcPr>
           <w:p>
             <w:pPr>
+              <w:keepNext/>
               <w:jc w:val="center"/>
             </w:pPr>
             <w:r>
@@ -30463,6 +30907,7 @@
           </w:tcPr>
           <w:p>
             <w:pPr>
+              <w:keepNext/>
               <w:jc w:val="center"/>
             </w:pPr>
             <w:r>
@@ -30482,6 +30927,7 @@
           </w:tcPr>
           <w:p>
             <w:pPr>
+              <w:keepNext/>
               <w:jc w:val="left"/>
             </w:pPr>
             <w:r>
@@ -30499,6 +30945,7 @@
           </w:tcPr>
           <w:p>
             <w:pPr>
+              <w:keepNext/>
               <w:jc w:val="center"/>
             </w:pPr>
             <w:r>
@@ -30516,6 +30963,7 @@
           </w:tcPr>
           <w:p>
             <w:pPr>
+              <w:keepNext/>
               <w:jc w:val="center"/>
             </w:pPr>
             <w:r>
@@ -30533,6 +30981,7 @@
           </w:tcPr>
           <w:p>
             <w:pPr>
+              <w:keepNext/>
               <w:jc w:val="center"/>
             </w:pPr>
             <w:r>
@@ -30550,6 +30999,7 @@
           </w:tcPr>
           <w:p>
             <w:pPr>
+              <w:keepNext/>
               <w:jc w:val="center"/>
             </w:pPr>
             <w:r>
@@ -30567,6 +31017,7 @@
           </w:tcPr>
           <w:p>
             <w:pPr>
+              <w:keepNext/>
               <w:jc w:val="center"/>
             </w:pPr>
             <w:r>
@@ -30586,6 +31037,7 @@
           </w:tcPr>
           <w:p>
             <w:pPr>
+              <w:keepNext/>
               <w:jc w:val="left"/>
             </w:pPr>
             <w:r>
@@ -30603,6 +31055,7 @@
           </w:tcPr>
           <w:p>
             <w:pPr>
+              <w:keepNext/>
               <w:jc w:val="center"/>
             </w:pPr>
             <w:r>
@@ -30620,6 +31073,7 @@
           </w:tcPr>
           <w:p>
             <w:pPr>
+              <w:keepNext/>
               <w:jc w:val="center"/>
             </w:pPr>
             <w:r>
@@ -30637,6 +31091,7 @@
           </w:tcPr>
           <w:p>
             <w:pPr>
+              <w:keepNext/>
               <w:jc w:val="center"/>
             </w:pPr>
             <w:r>
@@ -30654,6 +31109,7 @@
           </w:tcPr>
           <w:p>
             <w:pPr>
+              <w:keepNext/>
               <w:jc w:val="center"/>
             </w:pPr>
             <w:r>
@@ -30671,6 +31127,7 @@
           </w:tcPr>
           <w:p>
             <w:pPr>
+              <w:keepNext/>
               <w:jc w:val="center"/>
             </w:pPr>
             <w:r>
@@ -30690,6 +31147,7 @@
           </w:tcPr>
           <w:p>
             <w:pPr>
+              <w:keepNext/>
               <w:jc w:val="left"/>
             </w:pPr>
             <w:r>
@@ -30707,6 +31165,7 @@
           </w:tcPr>
           <w:p>
             <w:pPr>
+              <w:keepNext/>
               <w:jc w:val="center"/>
             </w:pPr>
             <w:r>
@@ -30724,6 +31183,7 @@
           </w:tcPr>
           <w:p>
             <w:pPr>
+              <w:keepNext/>
               <w:jc w:val="center"/>
             </w:pPr>
             <w:r>
@@ -30741,6 +31201,7 @@
           </w:tcPr>
           <w:p>
             <w:pPr>
+              <w:keepNext/>
               <w:jc w:val="center"/>
             </w:pPr>
             <w:r>
@@ -30758,6 +31219,7 @@
           </w:tcPr>
           <w:p>
             <w:pPr>
+              <w:keepNext/>
               <w:jc w:val="center"/>
             </w:pPr>
             <w:r>
@@ -30775,6 +31237,7 @@
           </w:tcPr>
           <w:p>
             <w:pPr>
+              <w:keepNext/>
               <w:jc w:val="center"/>
             </w:pPr>
             <w:r>
@@ -30794,6 +31257,7 @@
           </w:tcPr>
           <w:p>
             <w:pPr>
+              <w:keepNext/>
               <w:jc w:val="left"/>
             </w:pPr>
             <w:r>
@@ -30811,6 +31275,7 @@
           </w:tcPr>
           <w:p>
             <w:pPr>
+              <w:keepNext/>
               <w:jc w:val="center"/>
             </w:pPr>
             <w:r>
@@ -30828,6 +31293,7 @@
           </w:tcPr>
           <w:p>
             <w:pPr>
+              <w:keepNext/>
               <w:jc w:val="center"/>
             </w:pPr>
             <w:r>
@@ -30845,6 +31311,7 @@
           </w:tcPr>
           <w:p>
             <w:pPr>
+              <w:keepNext/>
               <w:jc w:val="center"/>
             </w:pPr>
             <w:r>
@@ -30862,6 +31329,7 @@
           </w:tcPr>
           <w:p>
             <w:pPr>
+              <w:keepNext/>
               <w:jc w:val="center"/>
             </w:pPr>
             <w:r>
@@ -30879,6 +31347,7 @@
           </w:tcPr>
           <w:p>
             <w:pPr>
+              <w:keepNext/>
               <w:jc w:val="center"/>
             </w:pPr>
             <w:r>
@@ -30898,6 +31367,7 @@
           </w:tcPr>
           <w:p>
             <w:pPr>
+              <w:keepNext/>
               <w:jc w:val="left"/>
             </w:pPr>
             <w:r>
@@ -30915,6 +31385,7 @@
           </w:tcPr>
           <w:p>
             <w:pPr>
+              <w:keepNext/>
               <w:jc w:val="center"/>
             </w:pPr>
             <w:r>
@@ -30932,6 +31403,7 @@
           </w:tcPr>
           <w:p>
             <w:pPr>
+              <w:keepNext/>
               <w:jc w:val="center"/>
             </w:pPr>
             <w:r>
@@ -30949,6 +31421,7 @@
           </w:tcPr>
           <w:p>
             <w:pPr>
+              <w:keepNext/>
               <w:jc w:val="center"/>
             </w:pPr>
             <w:r>
@@ -30966,6 +31439,7 @@
           </w:tcPr>
           <w:p>
             <w:pPr>
+              <w:keepNext/>
               <w:jc w:val="center"/>
             </w:pPr>
           </w:p>
@@ -30977,6 +31451,7 @@
           </w:tcPr>
           <w:p>
             <w:pPr>
+              <w:keepNext/>
               <w:jc w:val="center"/>
             </w:pPr>
           </w:p>
@@ -31279,6 +31754,7 @@
           </w:tcPr>
           <w:p>
             <w:pPr>
+              <w:keepNext/>
               <w:jc w:val="left"/>
             </w:pPr>
             <w:r>
@@ -31300,6 +31776,7 @@
           </w:tcPr>
           <w:p>
             <w:pPr>
+              <w:keepNext/>
               <w:jc w:val="center"/>
             </w:pPr>
             <m:oMath>
@@ -31328,6 +31805,7 @@
           </w:tcPr>
           <w:p>
             <w:pPr>
+              <w:keepNext/>
               <w:jc w:val="center"/>
             </w:pPr>
             <m:oMath>
@@ -31369,6 +31847,7 @@
           </w:tcPr>
           <w:p>
             <w:pPr>
+              <w:keepNext/>
               <w:jc w:val="center"/>
             </w:pPr>
             <w:r>
@@ -31417,6 +31896,7 @@
           </w:tcPr>
           <w:p>
             <w:pPr>
+              <w:keepNext/>
               <w:jc w:val="center"/>
             </w:pPr>
             <m:oMath>
@@ -31455,6 +31935,7 @@
           </w:tcPr>
           <w:p>
             <w:pPr>
+              <w:keepNext/>
               <w:jc w:val="center"/>
             </w:pPr>
             <w:r>
@@ -31475,6 +31956,7 @@
           </w:tcPr>
           <w:p>
             <w:pPr>
+              <w:keepNext/>
               <w:jc w:val="left"/>
             </w:pPr>
             <w:r>
@@ -31493,6 +31975,7 @@
           </w:tcPr>
           <w:p>
             <w:pPr>
+              <w:keepNext/>
               <w:jc w:val="center"/>
             </w:pPr>
             <w:r>
@@ -31511,6 +31994,7 @@
           </w:tcPr>
           <w:p>
             <w:pPr>
+              <w:keepNext/>
               <w:jc w:val="center"/>
             </w:pPr>
             <w:r>
@@ -31529,6 +32013,7 @@
           </w:tcPr>
           <w:p>
             <w:pPr>
+              <w:keepNext/>
               <w:jc w:val="center"/>
             </w:pPr>
             <w:r>
@@ -31547,6 +32032,7 @@
           </w:tcPr>
           <w:p>
             <w:pPr>
+              <w:keepNext/>
               <w:jc w:val="center"/>
             </w:pPr>
             <w:r>
@@ -31565,6 +32051,7 @@
           </w:tcPr>
           <w:p>
             <w:pPr>
+              <w:keepNext/>
               <w:jc w:val="center"/>
             </w:pPr>
             <w:r>
@@ -31585,6 +32072,7 @@
           </w:tcPr>
           <w:p>
             <w:pPr>
+              <w:keepNext/>
               <w:jc w:val="left"/>
             </w:pPr>
             <w:r>
@@ -31602,6 +32090,7 @@
           </w:tcPr>
           <w:p>
             <w:pPr>
+              <w:keepNext/>
               <w:jc w:val="center"/>
             </w:pPr>
             <w:r>
@@ -31619,6 +32108,7 @@
           </w:tcPr>
           <w:p>
             <w:pPr>
+              <w:keepNext/>
               <w:jc w:val="center"/>
             </w:pPr>
             <w:r>
@@ -31636,6 +32126,7 @@
           </w:tcPr>
           <w:p>
             <w:pPr>
+              <w:keepNext/>
               <w:jc w:val="center"/>
             </w:pPr>
             <w:r>
@@ -31653,6 +32144,7 @@
           </w:tcPr>
           <w:p>
             <w:pPr>
+              <w:keepNext/>
               <w:jc w:val="center"/>
             </w:pPr>
             <w:r>
@@ -31670,6 +32162,7 @@
           </w:tcPr>
           <w:p>
             <w:pPr>
+              <w:keepNext/>
               <w:jc w:val="center"/>
             </w:pPr>
             <w:r>
@@ -31689,6 +32182,7 @@
           </w:tcPr>
           <w:p>
             <w:pPr>
+              <w:keepNext/>
               <w:jc w:val="left"/>
             </w:pPr>
             <w:r>
@@ -31706,6 +32200,7 @@
           </w:tcPr>
           <w:p>
             <w:pPr>
+              <w:keepNext/>
               <w:jc w:val="center"/>
             </w:pPr>
             <w:r>
@@ -31723,6 +32218,7 @@
           </w:tcPr>
           <w:p>
             <w:pPr>
+              <w:keepNext/>
               <w:jc w:val="center"/>
             </w:pPr>
             <w:r>
@@ -31740,6 +32236,7 @@
           </w:tcPr>
           <w:p>
             <w:pPr>
+              <w:keepNext/>
               <w:jc w:val="center"/>
             </w:pPr>
             <w:r>
@@ -31757,6 +32254,7 @@
           </w:tcPr>
           <w:p>
             <w:pPr>
+              <w:keepNext/>
               <w:jc w:val="center"/>
             </w:pPr>
             <w:r>
@@ -31774,6 +32272,7 @@
           </w:tcPr>
           <w:p>
             <w:pPr>
+              <w:keepNext/>
               <w:jc w:val="center"/>
             </w:pPr>
             <w:r>
@@ -31793,6 +32292,7 @@
           </w:tcPr>
           <w:p>
             <w:pPr>
+              <w:keepNext/>
               <w:jc w:val="left"/>
             </w:pPr>
             <w:r>
@@ -31810,6 +32310,7 @@
           </w:tcPr>
           <w:p>
             <w:pPr>
+              <w:keepNext/>
               <w:jc w:val="center"/>
             </w:pPr>
             <w:r>
@@ -31827,6 +32328,7 @@
           </w:tcPr>
           <w:p>
             <w:pPr>
+              <w:keepNext/>
               <w:jc w:val="center"/>
             </w:pPr>
             <w:r>
@@ -31844,6 +32346,7 @@
           </w:tcPr>
           <w:p>
             <w:pPr>
+              <w:keepNext/>
               <w:jc w:val="center"/>
             </w:pPr>
             <w:r>
@@ -31861,6 +32364,7 @@
           </w:tcPr>
           <w:p>
             <w:pPr>
+              <w:keepNext/>
               <w:jc w:val="center"/>
             </w:pPr>
             <w:r>
@@ -31878,6 +32382,7 @@
           </w:tcPr>
           <w:p>
             <w:pPr>
+              <w:keepNext/>
               <w:jc w:val="center"/>
             </w:pPr>
             <w:r>
@@ -31897,6 +32402,7 @@
           </w:tcPr>
           <w:p>
             <w:pPr>
+              <w:keepNext/>
               <w:jc w:val="left"/>
             </w:pPr>
             <w:r>
@@ -31914,6 +32420,7 @@
           </w:tcPr>
           <w:p>
             <w:pPr>
+              <w:keepNext/>
               <w:jc w:val="center"/>
             </w:pPr>
             <w:r>
@@ -31931,6 +32438,7 @@
           </w:tcPr>
           <w:p>
             <w:pPr>
+              <w:keepNext/>
               <w:jc w:val="center"/>
             </w:pPr>
             <w:r>
@@ -31948,6 +32456,7 @@
           </w:tcPr>
           <w:p>
             <w:pPr>
+              <w:keepNext/>
               <w:jc w:val="center"/>
             </w:pPr>
             <w:r>
@@ -31965,6 +32474,7 @@
           </w:tcPr>
           <w:p>
             <w:pPr>
+              <w:keepNext/>
               <w:jc w:val="center"/>
             </w:pPr>
             <w:r>
@@ -31982,6 +32492,7 @@
           </w:tcPr>
           <w:p>
             <w:pPr>
+              <w:keepNext/>
               <w:jc w:val="center"/>
             </w:pPr>
             <w:r>
@@ -32214,6 +32725,7 @@
           </w:tcPr>
           <w:p>
             <w:pPr>
+              <w:keepNext/>
               <w:jc w:val="left"/>
             </w:pPr>
             <w:r>
@@ -32235,6 +32747,7 @@
           </w:tcPr>
           <w:p>
             <w:pPr>
+              <w:keepNext/>
               <w:jc w:val="center"/>
             </w:pPr>
             <m:oMath>
@@ -32276,6 +32789,7 @@
           </w:tcPr>
           <w:p>
             <w:pPr>
+              <w:keepNext/>
               <w:jc w:val="center"/>
             </w:pPr>
             <w:r>
@@ -32324,6 +32838,7 @@
           </w:tcPr>
           <w:p>
             <w:pPr>
+              <w:keepNext/>
               <w:jc w:val="center"/>
             </w:pPr>
             <m:oMath>
@@ -32362,6 +32877,7 @@
           </w:tcPr>
           <w:p>
             <w:pPr>
+              <w:keepNext/>
               <w:jc w:val="center"/>
             </w:pPr>
             <w:r>
@@ -32407,6 +32923,7 @@
           </w:tcPr>
           <w:p>
             <w:pPr>
+              <w:keepNext/>
               <w:jc w:val="center"/>
             </w:pPr>
             <w:r>
@@ -32428,6 +32945,7 @@
           </w:tcPr>
           <w:p>
             <w:pPr>
+              <w:keepNext/>
               <w:jc w:val="center"/>
             </w:pPr>
             <w:r>
@@ -32448,6 +32966,7 @@
           </w:tcPr>
           <w:p>
             <w:pPr>
+              <w:keepNext/>
               <w:jc w:val="left"/>
             </w:pPr>
             <w:r>
@@ -32465,6 +32984,7 @@
           </w:tcPr>
           <w:p>
             <w:pPr>
+              <w:keepNext/>
               <w:jc w:val="center"/>
             </w:pPr>
             <w:r>
@@ -32482,6 +33002,7 @@
           </w:tcPr>
           <w:p>
             <w:pPr>
+              <w:keepNext/>
               <w:jc w:val="center"/>
             </w:pPr>
             <w:r>
@@ -32499,6 +33020,7 @@
           </w:tcPr>
           <w:p>
             <w:pPr>
+              <w:keepNext/>
               <w:jc w:val="center"/>
             </w:pPr>
             <w:r>
@@ -32516,6 +33038,7 @@
           </w:tcPr>
           <w:p>
             <w:pPr>
+              <w:keepNext/>
               <w:jc w:val="center"/>
             </w:pPr>
             <w:r>
@@ -32533,6 +33056,7 @@
           </w:tcPr>
           <w:p>
             <w:pPr>
+              <w:keepNext/>
               <w:jc w:val="center"/>
             </w:pPr>
             <w:r>
@@ -32550,6 +33074,7 @@
           </w:tcPr>
           <w:p>
             <w:pPr>
+              <w:keepNext/>
               <w:jc w:val="center"/>
             </w:pPr>
             <w:r>
@@ -32569,6 +33094,7 @@
           </w:tcPr>
           <w:p>
             <w:pPr>
+              <w:keepNext/>
               <w:jc w:val="left"/>
             </w:pPr>
             <w:r>
@@ -32587,6 +33113,7 @@
           </w:tcPr>
           <w:p>
             <w:pPr>
+              <w:keepNext/>
               <w:jc w:val="center"/>
             </w:pPr>
             <w:r>
@@ -32605,6 +33132,7 @@
           </w:tcPr>
           <w:p>
             <w:pPr>
+              <w:keepNext/>
               <w:jc w:val="center"/>
             </w:pPr>
             <w:r>
@@ -32623,6 +33151,7 @@
           </w:tcPr>
           <w:p>
             <w:pPr>
+              <w:keepNext/>
               <w:jc w:val="center"/>
             </w:pPr>
             <w:r>
@@ -32641,6 +33170,7 @@
           </w:tcPr>
           <w:p>
             <w:pPr>
+              <w:keepNext/>
               <w:jc w:val="center"/>
             </w:pPr>
             <w:r>
@@ -32659,6 +33189,7 @@
           </w:tcPr>
           <w:p>
             <w:pPr>
+              <w:keepNext/>
               <w:jc w:val="center"/>
             </w:pPr>
             <w:r>
@@ -32677,6 +33208,7 @@
           </w:tcPr>
           <w:p>
             <w:pPr>
+              <w:keepNext/>
               <w:jc w:val="center"/>
             </w:pPr>
             <w:r>
@@ -32918,6 +33450,7 @@
           </w:tcPr>
           <w:p>
             <w:pPr>
+              <w:keepNext/>
               <w:jc w:val="left"/>
             </w:pPr>
             <w:r>
@@ -32939,6 +33472,7 @@
           </w:tcPr>
           <w:p>
             <w:pPr>
+              <w:keepNext/>
               <w:jc w:val="center"/>
             </w:pPr>
             <w:r>
@@ -32960,6 +33494,7 @@
           </w:tcPr>
           <w:p>
             <w:pPr>
+              <w:keepNext/>
               <w:jc w:val="left"/>
             </w:pPr>
             <w:r>
@@ -32980,6 +33515,7 @@
           </w:tcPr>
           <w:p>
             <w:pPr>
+              <w:keepNext/>
               <w:jc w:val="left"/>
             </w:pPr>
             <w:r>
@@ -32997,6 +33533,7 @@
           </w:tcPr>
           <w:p>
             <w:pPr>
+              <w:keepNext/>
               <w:jc w:val="center"/>
             </w:pPr>
             <w:r>
@@ -33014,6 +33551,7 @@
           </w:tcPr>
           <w:p>
             <w:pPr>
+              <w:keepNext/>
               <w:jc w:val="left"/>
             </w:pPr>
             <w:r>
@@ -33033,6 +33571,7 @@
           </w:tcPr>
           <w:p>
             <w:pPr>
+              <w:keepNext/>
               <w:jc w:val="left"/>
             </w:pPr>
             <w:r>
@@ -33050,6 +33589,7 @@
           </w:tcPr>
           <w:p>
             <w:pPr>
+              <w:keepNext/>
               <w:jc w:val="center"/>
             </w:pPr>
             <w:r>
@@ -33067,6 +33607,7 @@
           </w:tcPr>
           <w:p>
             <w:pPr>
+              <w:keepNext/>
               <w:jc w:val="left"/>
             </w:pPr>
             <w:r>
@@ -33112,6 +33653,7 @@
           </w:tcPr>
           <w:p>
             <w:pPr>
+              <w:keepNext/>
               <w:jc w:val="left"/>
             </w:pPr>
             <w:r>
@@ -33129,6 +33671,7 @@
           </w:tcPr>
           <w:p>
             <w:pPr>
+              <w:keepNext/>
               <w:jc w:val="center"/>
             </w:pPr>
             <w:r>
@@ -33146,6 +33689,7 @@
           </w:tcPr>
           <w:p>
             <w:pPr>
+              <w:keepNext/>
               <w:jc w:val="left"/>
             </w:pPr>
             <w:r>
@@ -33165,6 +33709,7 @@
           </w:tcPr>
           <w:p>
             <w:pPr>
+              <w:keepNext/>
               <w:jc w:val="left"/>
             </w:pPr>
             <w:r>
@@ -33182,6 +33727,7 @@
           </w:tcPr>
           <w:p>
             <w:pPr>
+              <w:keepNext/>
               <w:jc w:val="center"/>
             </w:pPr>
             <w:r>
@@ -33199,6 +33745,7 @@
           </w:tcPr>
           <w:p>
             <w:pPr>
+              <w:keepNext/>
               <w:jc w:val="left"/>
             </w:pPr>
             <w:r>
@@ -33218,6 +33765,7 @@
           </w:tcPr>
           <w:p>
             <w:pPr>
+              <w:keepNext/>
               <w:jc w:val="left"/>
             </w:pPr>
             <w:r>
@@ -33235,6 +33783,7 @@
           </w:tcPr>
           <w:p>
             <w:pPr>
+              <w:keepNext/>
               <w:jc w:val="center"/>
             </w:pPr>
             <w:r>
@@ -33252,6 +33801,7 @@
           </w:tcPr>
           <w:p>
             <w:pPr>
+              <w:keepNext/>
               <w:jc w:val="left"/>
             </w:pPr>
             <w:r>
@@ -33271,6 +33821,7 @@
           </w:tcPr>
           <w:p>
             <w:pPr>
+              <w:keepNext/>
               <w:jc w:val="left"/>
             </w:pPr>
             <w:r>
@@ -33288,6 +33839,7 @@
           </w:tcPr>
           <w:p>
             <w:pPr>
+              <w:keepNext/>
               <w:jc w:val="center"/>
             </w:pPr>
             <w:r>
@@ -33305,6 +33857,7 @@
           </w:tcPr>
           <w:p>
             <w:pPr>
+              <w:keepNext/>
               <w:jc w:val="left"/>
             </w:pPr>
             <w:r>
@@ -33509,6 +34062,7 @@
           </w:tcPr>
           <w:p>
             <w:pPr>
+              <w:keepNext/>
               <w:jc w:val="left"/>
             </w:pPr>
             <w:r>
@@ -33530,6 +34084,7 @@
           </w:tcPr>
           <w:p>
             <w:pPr>
+              <w:keepNext/>
               <w:jc w:val="center"/>
             </w:pPr>
             <w:r>
@@ -33551,6 +34106,7 @@
           </w:tcPr>
           <w:p>
             <w:pPr>
+              <w:keepNext/>
               <w:jc w:val="center"/>
             </w:pPr>
             <w:r>
@@ -33572,6 +34128,7 @@
           </w:tcPr>
           <w:p>
             <w:pPr>
+              <w:keepNext/>
               <w:jc w:val="center"/>
             </w:pPr>
             <w:r>
@@ -33593,6 +34150,7 @@
           </w:tcPr>
           <w:p>
             <w:pPr>
+              <w:keepNext/>
               <w:jc w:val="center"/>
             </w:pPr>
             <w:r>
@@ -33614,6 +34172,7 @@
           </w:tcPr>
           <w:p>
             <w:pPr>
+              <w:keepNext/>
               <w:jc w:val="center"/>
             </w:pPr>
             <w:r>
@@ -33635,6 +34194,7 @@
           </w:tcPr>
           <w:p>
             <w:pPr>
+              <w:keepNext/>
               <w:jc w:val="center"/>
             </w:pPr>
             <w:r>
@@ -33656,6 +34216,7 @@
           </w:tcPr>
           <w:p>
             <w:pPr>
+              <w:keepNext/>
               <w:jc w:val="center"/>
             </w:pPr>
             <w:r>
@@ -33677,6 +34238,7 @@
           </w:tcPr>
           <w:p>
             <w:pPr>
+              <w:keepNext/>
               <w:jc w:val="center"/>
             </w:pPr>
             <w:r>
@@ -33698,6 +34260,7 @@
           </w:tcPr>
           <w:p>
             <w:pPr>
+              <w:keepNext/>
               <w:jc w:val="center"/>
             </w:pPr>
             <w:r>
@@ -33719,6 +34282,7 @@
           </w:tcPr>
           <w:p>
             <w:pPr>
+              <w:keepNext/>
               <w:jc w:val="center"/>
             </w:pPr>
             <w:r>
@@ -33740,6 +34304,7 @@
           </w:tcPr>
           <w:p>
             <w:pPr>
+              <w:keepNext/>
               <w:jc w:val="center"/>
             </w:pPr>
             <w:r>
@@ -33760,6 +34325,7 @@
           </w:tcPr>
           <w:p>
             <w:pPr>
+              <w:keepNext/>
               <w:jc w:val="left"/>
             </w:pPr>
             <w:r>
@@ -33777,6 +34343,7 @@
           </w:tcPr>
           <w:p>
             <w:pPr>
+              <w:keepNext/>
               <w:jc w:val="center"/>
             </w:pPr>
             <w:r>
@@ -33794,6 +34361,7 @@
           </w:tcPr>
           <w:p>
             <w:pPr>
+              <w:keepNext/>
               <w:jc w:val="center"/>
             </w:pPr>
             <w:r>
@@ -33811,6 +34379,7 @@
           </w:tcPr>
           <w:p>
             <w:pPr>
+              <w:keepNext/>
               <w:jc w:val="center"/>
             </w:pPr>
             <w:r>
@@ -33828,6 +34397,7 @@
           </w:tcPr>
           <w:p>
             <w:pPr>
+              <w:keepNext/>
               <w:jc w:val="center"/>
             </w:pPr>
             <w:r>
@@ -33845,6 +34415,7 @@
           </w:tcPr>
           <w:p>
             <w:pPr>
+              <w:keepNext/>
               <w:jc w:val="center"/>
             </w:pPr>
             <w:r>
@@ -33862,6 +34433,7 @@
           </w:tcPr>
           <w:p>
             <w:pPr>
+              <w:keepNext/>
               <w:jc w:val="center"/>
             </w:pPr>
             <w:r>
@@ -33879,6 +34451,7 @@
           </w:tcPr>
           <w:p>
             <w:pPr>
+              <w:keepNext/>
               <w:jc w:val="center"/>
             </w:pPr>
             <w:r>
@@ -33896,6 +34469,7 @@
           </w:tcPr>
           <w:p>
             <w:pPr>
+              <w:keepNext/>
               <w:jc w:val="center"/>
             </w:pPr>
             <w:r>
@@ -33913,6 +34487,7 @@
           </w:tcPr>
           <w:p>
             <w:pPr>
+              <w:keepNext/>
               <w:jc w:val="center"/>
             </w:pPr>
             <w:r>
@@ -33930,6 +34505,7 @@
           </w:tcPr>
           <w:p>
             <w:pPr>
+              <w:keepNext/>
               <w:jc w:val="center"/>
             </w:pPr>
             <w:r>
@@ -33947,6 +34523,7 @@
           </w:tcPr>
           <w:p>
             <w:pPr>
+              <w:keepNext/>
               <w:jc w:val="center"/>
             </w:pPr>
             <w:r>
@@ -33966,6 +34543,7 @@
           </w:tcPr>
           <w:p>
             <w:pPr>
+              <w:keepNext/>
               <w:jc w:val="left"/>
             </w:pPr>
             <w:r>
@@ -33983,6 +34561,7 @@
           </w:tcPr>
           <w:p>
             <w:pPr>
+              <w:keepNext/>
               <w:jc w:val="center"/>
             </w:pPr>
             <w:r>
@@ -34000,6 +34579,7 @@
           </w:tcPr>
           <w:p>
             <w:pPr>
+              <w:keepNext/>
               <w:jc w:val="center"/>
             </w:pPr>
             <w:r>
@@ -34017,6 +34597,7 @@
           </w:tcPr>
           <w:p>
             <w:pPr>
+              <w:keepNext/>
               <w:jc w:val="center"/>
             </w:pPr>
             <w:r>
@@ -34034,6 +34615,7 @@
           </w:tcPr>
           <w:p>
             <w:pPr>
+              <w:keepNext/>
               <w:jc w:val="center"/>
             </w:pPr>
             <w:r>
@@ -34051,6 +34633,7 @@
           </w:tcPr>
           <w:p>
             <w:pPr>
+              <w:keepNext/>
               <w:jc w:val="center"/>
             </w:pPr>
             <w:r>
@@ -34068,6 +34651,7 @@
           </w:tcPr>
           <w:p>
             <w:pPr>
+              <w:keepNext/>
               <w:jc w:val="center"/>
             </w:pPr>
             <w:r>
@@ -34085,6 +34669,7 @@
           </w:tcPr>
           <w:p>
             <w:pPr>
+              <w:keepNext/>
               <w:jc w:val="center"/>
             </w:pPr>
             <w:r>
@@ -34102,6 +34687,7 @@
           </w:tcPr>
           <w:p>
             <w:pPr>
+              <w:keepNext/>
               <w:jc w:val="center"/>
             </w:pPr>
             <w:r>
@@ -34119,6 +34705,7 @@
           </w:tcPr>
           <w:p>
             <w:pPr>
+              <w:keepNext/>
               <w:jc w:val="center"/>
             </w:pPr>
             <w:r>
@@ -34136,6 +34723,7 @@
           </w:tcPr>
           <w:p>
             <w:pPr>
+              <w:keepNext/>
               <w:jc w:val="center"/>
             </w:pPr>
             <w:r>
@@ -34153,6 +34741,7 @@
           </w:tcPr>
           <w:p>
             <w:pPr>
+              <w:keepNext/>
               <w:jc w:val="center"/>
             </w:pPr>
             <w:r>
@@ -34172,6 +34761,7 @@
           </w:tcPr>
           <w:p>
             <w:pPr>
+              <w:keepNext/>
               <w:jc w:val="left"/>
             </w:pPr>
             <w:r>
@@ -34189,6 +34779,7 @@
           </w:tcPr>
           <w:p>
             <w:pPr>
+              <w:keepNext/>
               <w:jc w:val="center"/>
             </w:pPr>
             <w:r>
@@ -34206,6 +34797,7 @@
           </w:tcPr>
           <w:p>
             <w:pPr>
+              <w:keepNext/>
               <w:jc w:val="center"/>
             </w:pPr>
             <w:r>
@@ -34223,6 +34815,7 @@
           </w:tcPr>
           <w:p>
             <w:pPr>
+              <w:keepNext/>
               <w:jc w:val="center"/>
             </w:pPr>
             <w:r>
@@ -34240,6 +34833,7 @@
           </w:tcPr>
           <w:p>
             <w:pPr>
+              <w:keepNext/>
               <w:jc w:val="center"/>
             </w:pPr>
             <w:r>
@@ -34257,6 +34851,7 @@
           </w:tcPr>
           <w:p>
             <w:pPr>
+              <w:keepNext/>
               <w:jc w:val="center"/>
             </w:pPr>
             <w:r>
@@ -34274,6 +34869,7 @@
           </w:tcPr>
           <w:p>
             <w:pPr>
+              <w:keepNext/>
               <w:jc w:val="center"/>
             </w:pPr>
             <w:r>
@@ -34291,6 +34887,7 @@
           </w:tcPr>
           <w:p>
             <w:pPr>
+              <w:keepNext/>
               <w:jc w:val="center"/>
             </w:pPr>
             <w:r>
@@ -34308,6 +34905,7 @@
           </w:tcPr>
           <w:p>
             <w:pPr>
+              <w:keepNext/>
               <w:jc w:val="center"/>
             </w:pPr>
             <w:r>
@@ -34325,6 +34923,7 @@
           </w:tcPr>
           <w:p>
             <w:pPr>
+              <w:keepNext/>
               <w:jc w:val="center"/>
             </w:pPr>
             <w:r>
@@ -34342,6 +34941,7 @@
           </w:tcPr>
           <w:p>
             <w:pPr>
+              <w:keepNext/>
               <w:jc w:val="center"/>
             </w:pPr>
             <w:r>
@@ -34359,6 +34959,7 @@
           </w:tcPr>
           <w:p>
             <w:pPr>
+              <w:keepNext/>
               <w:jc w:val="center"/>
             </w:pPr>
             <w:r>
@@ -34378,6 +34979,7 @@
           </w:tcPr>
           <w:p>
             <w:pPr>
+              <w:keepNext/>
               <w:jc w:val="left"/>
             </w:pPr>
             <w:r>
@@ -34395,6 +34997,7 @@
           </w:tcPr>
           <w:p>
             <w:pPr>
+              <w:keepNext/>
               <w:jc w:val="center"/>
             </w:pPr>
             <w:r>
@@ -34412,6 +35015,7 @@
           </w:tcPr>
           <w:p>
             <w:pPr>
+              <w:keepNext/>
               <w:jc w:val="center"/>
             </w:pPr>
             <w:r>
@@ -34429,6 +35033,7 @@
           </w:tcPr>
           <w:p>
             <w:pPr>
+              <w:keepNext/>
               <w:jc w:val="center"/>
             </w:pPr>
             <w:r>
@@ -34446,6 +35051,7 @@
           </w:tcPr>
           <w:p>
             <w:pPr>
+              <w:keepNext/>
               <w:jc w:val="center"/>
             </w:pPr>
             <w:r>
@@ -34463,6 +35069,7 @@
           </w:tcPr>
           <w:p>
             <w:pPr>
+              <w:keepNext/>
               <w:jc w:val="center"/>
             </w:pPr>
             <w:r>
@@ -34480,6 +35087,7 @@
           </w:tcPr>
           <w:p>
             <w:pPr>
+              <w:keepNext/>
               <w:jc w:val="center"/>
             </w:pPr>
             <w:r>
@@ -34497,6 +35105,7 @@
           </w:tcPr>
           <w:p>
             <w:pPr>
+              <w:keepNext/>
               <w:jc w:val="center"/>
             </w:pPr>
             <w:r>
@@ -34514,6 +35123,7 @@
           </w:tcPr>
           <w:p>
             <w:pPr>
+              <w:keepNext/>
               <w:jc w:val="center"/>
             </w:pPr>
             <w:r>
@@ -34531,6 +35141,7 @@
           </w:tcPr>
           <w:p>
             <w:pPr>
+              <w:keepNext/>
               <w:jc w:val="center"/>
             </w:pPr>
             <w:r>
@@ -34548,6 +35159,7 @@
           </w:tcPr>
           <w:p>
             <w:pPr>
+              <w:keepNext/>
               <w:jc w:val="center"/>
             </w:pPr>
             <w:r>
@@ -34565,6 +35177,7 @@
           </w:tcPr>
           <w:p>
             <w:pPr>
+              <w:keepNext/>
               <w:jc w:val="center"/>
             </w:pPr>
             <w:r>
@@ -34584,6 +35197,7 @@
           </w:tcPr>
           <w:p>
             <w:pPr>
+              <w:keepNext/>
               <w:jc w:val="left"/>
             </w:pPr>
             <w:r>
@@ -34601,6 +35215,7 @@
           </w:tcPr>
           <w:p>
             <w:pPr>
+              <w:keepNext/>
               <w:jc w:val="center"/>
             </w:pPr>
             <w:r>
@@ -34618,6 +35233,7 @@
           </w:tcPr>
           <w:p>
             <w:pPr>
+              <w:keepNext/>
               <w:jc w:val="center"/>
             </w:pPr>
             <w:r>
@@ -34635,6 +35251,7 @@
           </w:tcPr>
           <w:p>
             <w:pPr>
+              <w:keepNext/>
               <w:jc w:val="center"/>
             </w:pPr>
             <w:r>
@@ -34652,6 +35269,7 @@
           </w:tcPr>
           <w:p>
             <w:pPr>
+              <w:keepNext/>
               <w:jc w:val="center"/>
             </w:pPr>
             <w:r>
@@ -34669,6 +35287,7 @@
           </w:tcPr>
           <w:p>
             <w:pPr>
+              <w:keepNext/>
               <w:jc w:val="center"/>
             </w:pPr>
             <w:r>
@@ -34686,6 +35305,7 @@
           </w:tcPr>
           <w:p>
             <w:pPr>
+              <w:keepNext/>
               <w:jc w:val="center"/>
             </w:pPr>
             <w:r>
@@ -34703,6 +35323,7 @@
           </w:tcPr>
           <w:p>
             <w:pPr>
+              <w:keepNext/>
               <w:jc w:val="center"/>
             </w:pPr>
             <w:r>
@@ -34720,6 +35341,7 @@
           </w:tcPr>
           <w:p>
             <w:pPr>
+              <w:keepNext/>
               <w:jc w:val="center"/>
             </w:pPr>
             <w:r>
@@ -34737,6 +35359,7 @@
           </w:tcPr>
           <w:p>
             <w:pPr>
+              <w:keepNext/>
               <w:jc w:val="center"/>
             </w:pPr>
             <w:r>
@@ -34754,6 +35377,7 @@
           </w:tcPr>
           <w:p>
             <w:pPr>
+              <w:keepNext/>
               <w:jc w:val="center"/>
             </w:pPr>
             <w:r>
@@ -34771,6 +35395,7 @@
           </w:tcPr>
           <w:p>
             <w:pPr>
+              <w:keepNext/>
               <w:jc w:val="center"/>
             </w:pPr>
             <w:r>
@@ -34790,6 +35415,7 @@
           </w:tcPr>
           <w:p>
             <w:pPr>
+              <w:keepNext/>
               <w:jc w:val="left"/>
             </w:pPr>
             <w:r>
@@ -34807,6 +35433,7 @@
           </w:tcPr>
           <w:p>
             <w:pPr>
+              <w:keepNext/>
               <w:jc w:val="center"/>
             </w:pPr>
             <w:r>
@@ -34824,6 +35451,7 @@
           </w:tcPr>
           <w:p>
             <w:pPr>
+              <w:keepNext/>
               <w:jc w:val="center"/>
             </w:pPr>
             <w:r>
@@ -34841,6 +35469,7 @@
           </w:tcPr>
           <w:p>
             <w:pPr>
+              <w:keepNext/>
               <w:jc w:val="center"/>
             </w:pPr>
             <w:r>
@@ -34858,6 +35487,7 @@
           </w:tcPr>
           <w:p>
             <w:pPr>
+              <w:keepNext/>
               <w:jc w:val="center"/>
             </w:pPr>
             <w:r>
@@ -34875,6 +35505,7 @@
           </w:tcPr>
           <w:p>
             <w:pPr>
+              <w:keepNext/>
               <w:jc w:val="center"/>
             </w:pPr>
             <w:r>
@@ -34892,6 +35523,7 @@
           </w:tcPr>
           <w:p>
             <w:pPr>
+              <w:keepNext/>
               <w:jc w:val="center"/>
             </w:pPr>
             <w:r>
@@ -34909,6 +35541,7 @@
           </w:tcPr>
           <w:p>
             <w:pPr>
+              <w:keepNext/>
               <w:jc w:val="center"/>
             </w:pPr>
             <w:r>
@@ -34926,6 +35559,7 @@
           </w:tcPr>
           <w:p>
             <w:pPr>
+              <w:keepNext/>
               <w:jc w:val="center"/>
             </w:pPr>
             <w:r>
@@ -34943,6 +35577,7 @@
           </w:tcPr>
           <w:p>
             <w:pPr>
+              <w:keepNext/>
               <w:jc w:val="center"/>
             </w:pPr>
             <w:r>
@@ -34960,6 +35595,7 @@
           </w:tcPr>
           <w:p>
             <w:pPr>
+              <w:keepNext/>
               <w:jc w:val="center"/>
             </w:pPr>
             <w:r>
@@ -34977,6 +35613,7 @@
           </w:tcPr>
           <w:p>
             <w:pPr>
+              <w:keepNext/>
               <w:jc w:val="center"/>
             </w:pPr>
             <w:r>
@@ -34996,6 +35633,7 @@
           </w:tcPr>
           <w:p>
             <w:pPr>
+              <w:keepNext/>
               <w:jc w:val="left"/>
             </w:pPr>
             <w:r>
@@ -35013,6 +35651,7 @@
           </w:tcPr>
           <w:p>
             <w:pPr>
+              <w:keepNext/>
               <w:jc w:val="center"/>
             </w:pPr>
             <w:r>
@@ -35030,6 +35669,7 @@
           </w:tcPr>
           <w:p>
             <w:pPr>
+              <w:keepNext/>
               <w:jc w:val="center"/>
             </w:pPr>
             <w:r>
@@ -35047,6 +35687,7 @@
           </w:tcPr>
           <w:p>
             <w:pPr>
+              <w:keepNext/>
               <w:jc w:val="center"/>
             </w:pPr>
             <w:r>
@@ -35064,6 +35705,7 @@
           </w:tcPr>
           <w:p>
             <w:pPr>
+              <w:keepNext/>
               <w:jc w:val="center"/>
             </w:pPr>
             <w:r>
@@ -35081,6 +35723,7 @@
           </w:tcPr>
           <w:p>
             <w:pPr>
+              <w:keepNext/>
               <w:jc w:val="center"/>
             </w:pPr>
             <w:r>
@@ -35098,6 +35741,7 @@
           </w:tcPr>
           <w:p>
             <w:pPr>
+              <w:keepNext/>
               <w:jc w:val="center"/>
             </w:pPr>
             <w:r>
@@ -35115,6 +35759,7 @@
           </w:tcPr>
           <w:p>
             <w:pPr>
+              <w:keepNext/>
               <w:jc w:val="center"/>
             </w:pPr>
             <w:r>
@@ -35132,6 +35777,7 @@
           </w:tcPr>
           <w:p>
             <w:pPr>
+              <w:keepNext/>
               <w:jc w:val="center"/>
             </w:pPr>
             <w:r>
@@ -35149,6 +35795,7 @@
           </w:tcPr>
           <w:p>
             <w:pPr>
+              <w:keepNext/>
               <w:jc w:val="center"/>
             </w:pPr>
             <w:r>
@@ -35166,6 +35813,7 @@
           </w:tcPr>
           <w:p>
             <w:pPr>
+              <w:keepNext/>
               <w:jc w:val="center"/>
             </w:pPr>
             <w:r>
@@ -35183,6 +35831,7 @@
           </w:tcPr>
           <w:p>
             <w:pPr>
+              <w:keepNext/>
               <w:jc w:val="center"/>
             </w:pPr>
             <w:r>
@@ -35202,6 +35851,7 @@
           </w:tcPr>
           <w:p>
             <w:pPr>
+              <w:keepNext/>
               <w:jc w:val="left"/>
             </w:pPr>
             <w:r>
@@ -35219,6 +35869,7 @@
           </w:tcPr>
           <w:p>
             <w:pPr>
+              <w:keepNext/>
               <w:jc w:val="center"/>
             </w:pPr>
             <w:r>
@@ -35236,6 +35887,7 @@
           </w:tcPr>
           <w:p>
             <w:pPr>
+              <w:keepNext/>
               <w:jc w:val="center"/>
             </w:pPr>
             <w:r>
@@ -35253,6 +35905,7 @@
           </w:tcPr>
           <w:p>
             <w:pPr>
+              <w:keepNext/>
               <w:jc w:val="center"/>
             </w:pPr>
             <w:r>
@@ -35270,6 +35923,7 @@
           </w:tcPr>
           <w:p>
             <w:pPr>
+              <w:keepNext/>
               <w:jc w:val="center"/>
             </w:pPr>
             <w:r>
@@ -35287,6 +35941,7 @@
           </w:tcPr>
           <w:p>
             <w:pPr>
+              <w:keepNext/>
               <w:jc w:val="center"/>
             </w:pPr>
             <w:r>
@@ -35304,6 +35959,7 @@
           </w:tcPr>
           <w:p>
             <w:pPr>
+              <w:keepNext/>
               <w:jc w:val="center"/>
             </w:pPr>
             <w:r>
@@ -35321,6 +35977,7 @@
           </w:tcPr>
           <w:p>
             <w:pPr>
+              <w:keepNext/>
               <w:jc w:val="center"/>
             </w:pPr>
             <w:r>
@@ -35338,6 +35995,7 @@
           </w:tcPr>
           <w:p>
             <w:pPr>
+              <w:keepNext/>
               <w:jc w:val="center"/>
             </w:pPr>
             <w:r>
@@ -35355,6 +36013,7 @@
           </w:tcPr>
           <w:p>
             <w:pPr>
+              <w:keepNext/>
               <w:jc w:val="center"/>
             </w:pPr>
             <w:r>
@@ -35372,6 +36031,7 @@
           </w:tcPr>
           <w:p>
             <w:pPr>
+              <w:keepNext/>
               <w:jc w:val="center"/>
             </w:pPr>
             <w:r>
@@ -35389,6 +36049,7 @@
           </w:tcPr>
           <w:p>
             <w:pPr>
+              <w:keepNext/>
               <w:jc w:val="center"/>
             </w:pPr>
             <w:r>
@@ -35408,6 +36069,7 @@
           </w:tcPr>
           <w:p>
             <w:pPr>
+              <w:keepNext/>
               <w:jc w:val="left"/>
             </w:pPr>
             <w:r>
@@ -35425,6 +36087,7 @@
           </w:tcPr>
           <w:p>
             <w:pPr>
+              <w:keepNext/>
               <w:jc w:val="center"/>
             </w:pPr>
             <w:r>
@@ -35442,6 +36105,7 @@
           </w:tcPr>
           <w:p>
             <w:pPr>
+              <w:keepNext/>
               <w:jc w:val="center"/>
             </w:pPr>
             <w:r>
@@ -35459,6 +36123,7 @@
           </w:tcPr>
           <w:p>
             <w:pPr>
+              <w:keepNext/>
               <w:jc w:val="center"/>
             </w:pPr>
             <w:r>
@@ -35476,6 +36141,7 @@
           </w:tcPr>
           <w:p>
             <w:pPr>
+              <w:keepNext/>
               <w:jc w:val="center"/>
             </w:pPr>
             <w:r>
@@ -35493,6 +36159,7 @@
           </w:tcPr>
           <w:p>
             <w:pPr>
+              <w:keepNext/>
               <w:jc w:val="center"/>
             </w:pPr>
             <w:r>
@@ -35510,6 +36177,7 @@
           </w:tcPr>
           <w:p>
             <w:pPr>
+              <w:keepNext/>
               <w:jc w:val="center"/>
             </w:pPr>
             <w:r>
@@ -35527,6 +36195,7 @@
           </w:tcPr>
           <w:p>
             <w:pPr>
+              <w:keepNext/>
               <w:jc w:val="center"/>
             </w:pPr>
             <w:r>
@@ -35544,6 +36213,7 @@
           </w:tcPr>
           <w:p>
             <w:pPr>
+              <w:keepNext/>
               <w:jc w:val="center"/>
             </w:pPr>
             <w:r>
@@ -35561,6 +36231,7 @@
           </w:tcPr>
           <w:p>
             <w:pPr>
+              <w:keepNext/>
               <w:jc w:val="center"/>
             </w:pPr>
             <w:r>
@@ -35578,6 +36249,7 @@
           </w:tcPr>
           <w:p>
             <w:pPr>
+              <w:keepNext/>
               <w:jc w:val="center"/>
             </w:pPr>
             <w:r>
@@ -35595,6 +36267,7 @@
           </w:tcPr>
           <w:p>
             <w:pPr>
+              <w:keepNext/>
               <w:jc w:val="center"/>
             </w:pPr>
             <w:r>
@@ -35914,6 +36587,7 @@
           </w:tcPr>
           <w:p>
             <w:pPr>
+              <w:keepNext/>
               <w:jc w:val="left"/>
             </w:pPr>
             <w:r>
@@ -35935,6 +36609,7 @@
           </w:tcPr>
           <w:p>
             <w:pPr>
+              <w:keepNext/>
               <w:jc w:val="center"/>
             </w:pPr>
             <w:r>
@@ -35956,6 +36631,7 @@
           </w:tcPr>
           <w:p>
             <w:pPr>
+              <w:keepNext/>
               <w:jc w:val="center"/>
             </w:pPr>
             <m:oMath>
@@ -35991,6 +36667,7 @@
           </w:tcPr>
           <w:p>
             <w:pPr>
+              <w:keepNext/>
               <w:jc w:val="center"/>
             </w:pPr>
             <m:oMath>
@@ -36026,6 +36703,7 @@
           </w:tcPr>
           <w:p>
             <w:pPr>
+              <w:keepNext/>
               <w:jc w:val="center"/>
             </w:pPr>
             <m:oMath>
@@ -36061,6 +36739,7 @@
           </w:tcPr>
           <w:p>
             <w:pPr>
+              <w:keepNext/>
               <w:jc w:val="center"/>
             </w:pPr>
             <w:r>
@@ -36082,6 +36761,7 @@
           </w:tcPr>
           <w:p>
             <w:pPr>
+              <w:keepNext/>
               <w:jc w:val="center"/>
             </w:pPr>
             <m:oMath>
@@ -36117,6 +36797,7 @@
           </w:tcPr>
           <w:p>
             <w:pPr>
+              <w:keepNext/>
               <w:jc w:val="center"/>
             </w:pPr>
             <w:r>
@@ -36138,6 +36819,7 @@
           </w:tcPr>
           <w:p>
             <w:pPr>
+              <w:keepNext/>
               <w:jc w:val="center"/>
             </w:pPr>
             <m:oMath>
@@ -36173,6 +36855,7 @@
           </w:tcPr>
           <w:p>
             <w:pPr>
+              <w:keepNext/>
               <w:jc w:val="center"/>
             </w:pPr>
             <m:oMath>
@@ -36207,6 +36890,7 @@
           </w:tcPr>
           <w:p>
             <w:pPr>
+              <w:keepNext/>
               <w:jc w:val="left"/>
             </w:pPr>
             <w:r>
@@ -36224,6 +36908,7 @@
           </w:tcPr>
           <w:p>
             <w:pPr>
+              <w:keepNext/>
               <w:jc w:val="center"/>
             </w:pPr>
             <w:r>
@@ -36241,6 +36926,7 @@
           </w:tcPr>
           <w:p>
             <w:pPr>
+              <w:keepNext/>
               <w:jc w:val="center"/>
             </w:pPr>
             <w:r>
@@ -36258,6 +36944,7 @@
           </w:tcPr>
           <w:p>
             <w:pPr>
+              <w:keepNext/>
               <w:jc w:val="center"/>
             </w:pPr>
             <w:r>
@@ -36275,6 +36962,7 @@
           </w:tcPr>
           <w:p>
             <w:pPr>
+              <w:keepNext/>
               <w:jc w:val="center"/>
             </w:pPr>
             <w:r>
@@ -36292,6 +36980,7 @@
           </w:tcPr>
           <w:p>
             <w:pPr>
+              <w:keepNext/>
               <w:jc w:val="center"/>
             </w:pPr>
             <w:r>
@@ -36309,6 +36998,7 @@
           </w:tcPr>
           <w:p>
             <w:pPr>
+              <w:keepNext/>
               <w:jc w:val="center"/>
             </w:pPr>
             <w:r>
@@ -36326,6 +37016,7 @@
           </w:tcPr>
           <w:p>
             <w:pPr>
+              <w:keepNext/>
               <w:jc w:val="center"/>
             </w:pPr>
             <w:r>
@@ -36343,6 +37034,7 @@
           </w:tcPr>
           <w:p>
             <w:pPr>
+              <w:keepNext/>
               <w:jc w:val="center"/>
             </w:pPr>
             <w:r>
@@ -36360,6 +37052,7 @@
           </w:tcPr>
           <w:p>
             <w:pPr>
+              <w:keepNext/>
               <w:jc w:val="center"/>
             </w:pPr>
             <w:r>
@@ -36379,6 +37072,7 @@
           </w:tcPr>
           <w:p>
             <w:pPr>
+              <w:keepNext/>
               <w:jc w:val="left"/>
             </w:pPr>
             <w:r>
@@ -36396,6 +37090,7 @@
           </w:tcPr>
           <w:p>
             <w:pPr>
+              <w:keepNext/>
               <w:jc w:val="center"/>
             </w:pPr>
             <w:r>
@@ -36413,6 +37108,7 @@
           </w:tcPr>
           <w:p>
             <w:pPr>
+              <w:keepNext/>
               <w:jc w:val="center"/>
             </w:pPr>
             <w:r>
@@ -36430,6 +37126,7 @@
           </w:tcPr>
           <w:p>
             <w:pPr>
+              <w:keepNext/>
               <w:jc w:val="center"/>
             </w:pPr>
             <w:r>
@@ -36447,6 +37144,7 @@
           </w:tcPr>
           <w:p>
             <w:pPr>
+              <w:keepNext/>
               <w:jc w:val="center"/>
             </w:pPr>
             <w:r>
@@ -36464,6 +37162,7 @@
           </w:tcPr>
           <w:p>
             <w:pPr>
+              <w:keepNext/>
               <w:jc w:val="center"/>
             </w:pPr>
             <w:r>
@@ -36481,6 +37180,7 @@
           </w:tcPr>
           <w:p>
             <w:pPr>
+              <w:keepNext/>
               <w:jc w:val="center"/>
             </w:pPr>
             <w:r>
@@ -36498,6 +37198,7 @@
           </w:tcPr>
           <w:p>
             <w:pPr>
+              <w:keepNext/>
               <w:jc w:val="center"/>
             </w:pPr>
             <w:r>
@@ -36515,6 +37216,7 @@
           </w:tcPr>
           <w:p>
             <w:pPr>
+              <w:keepNext/>
               <w:jc w:val="center"/>
             </w:pPr>
             <w:r>
@@ -36532,6 +37234,7 @@
           </w:tcPr>
           <w:p>
             <w:pPr>
+              <w:keepNext/>
               <w:jc w:val="center"/>
             </w:pPr>
             <w:r>
@@ -36551,6 +37254,7 @@
           </w:tcPr>
           <w:p>
             <w:pPr>
+              <w:keepNext/>
               <w:jc w:val="left"/>
             </w:pPr>
             <w:r>
@@ -36568,6 +37272,7 @@
           </w:tcPr>
           <w:p>
             <w:pPr>
+              <w:keepNext/>
               <w:jc w:val="center"/>
             </w:pPr>
             <w:r>
@@ -36585,6 +37290,7 @@
           </w:tcPr>
           <w:p>
             <w:pPr>
+              <w:keepNext/>
               <w:jc w:val="center"/>
             </w:pPr>
             <w:r>
@@ -36602,6 +37308,7 @@
           </w:tcPr>
           <w:p>
             <w:pPr>
+              <w:keepNext/>
               <w:jc w:val="center"/>
             </w:pPr>
             <w:r>
@@ -36619,6 +37326,7 @@
           </w:tcPr>
           <w:p>
             <w:pPr>
+              <w:keepNext/>
               <w:jc w:val="center"/>
             </w:pPr>
             <w:r>
@@ -36636,6 +37344,7 @@
           </w:tcPr>
           <w:p>
             <w:pPr>
+              <w:keepNext/>
               <w:jc w:val="center"/>
             </w:pPr>
             <w:r>
@@ -36653,6 +37362,7 @@
           </w:tcPr>
           <w:p>
             <w:pPr>
+              <w:keepNext/>
               <w:jc w:val="center"/>
             </w:pPr>
             <w:r>
@@ -36670,6 +37380,7 @@
           </w:tcPr>
           <w:p>
             <w:pPr>
+              <w:keepNext/>
               <w:jc w:val="center"/>
             </w:pPr>
             <w:r>
@@ -36687,6 +37398,7 @@
           </w:tcPr>
           <w:p>
             <w:pPr>
+              <w:keepNext/>
               <w:jc w:val="center"/>
             </w:pPr>
             <w:r>
@@ -36704,6 +37416,7 @@
           </w:tcPr>
           <w:p>
             <w:pPr>
+              <w:keepNext/>
               <w:jc w:val="center"/>
             </w:pPr>
             <w:r>
@@ -36723,6 +37436,7 @@
           </w:tcPr>
           <w:p>
             <w:pPr>
+              <w:keepNext/>
               <w:jc w:val="left"/>
             </w:pPr>
             <w:r>
@@ -36740,6 +37454,7 @@
           </w:tcPr>
           <w:p>
             <w:pPr>
+              <w:keepNext/>
               <w:jc w:val="center"/>
             </w:pPr>
             <w:r>
@@ -36757,6 +37472,7 @@
           </w:tcPr>
           <w:p>
             <w:pPr>
+              <w:keepNext/>
               <w:jc w:val="center"/>
             </w:pPr>
             <w:r>
@@ -36774,6 +37490,7 @@
           </w:tcPr>
           <w:p>
             <w:pPr>
+              <w:keepNext/>
               <w:jc w:val="center"/>
             </w:pPr>
             <w:r>
@@ -36791,6 +37508,7 @@
           </w:tcPr>
           <w:p>
             <w:pPr>
+              <w:keepNext/>
               <w:jc w:val="center"/>
             </w:pPr>
             <w:r>
@@ -36808,6 +37526,7 @@
           </w:tcPr>
           <w:p>
             <w:pPr>
+              <w:keepNext/>
               <w:jc w:val="center"/>
             </w:pPr>
             <w:r>
@@ -36825,6 +37544,7 @@
           </w:tcPr>
           <w:p>
             <w:pPr>
+              <w:keepNext/>
               <w:jc w:val="center"/>
             </w:pPr>
             <w:r>
@@ -36842,6 +37562,7 @@
           </w:tcPr>
           <w:p>
             <w:pPr>
+              <w:keepNext/>
               <w:jc w:val="center"/>
             </w:pPr>
             <w:r>
@@ -36859,6 +37580,7 @@
           </w:tcPr>
           <w:p>
             <w:pPr>
+              <w:keepNext/>
               <w:jc w:val="center"/>
             </w:pPr>
             <w:r>
@@ -36876,6 +37598,7 @@
           </w:tcPr>
           <w:p>
             <w:pPr>
+              <w:keepNext/>
               <w:jc w:val="center"/>
             </w:pPr>
             <w:r>
@@ -36895,6 +37618,7 @@
           </w:tcPr>
           <w:p>
             <w:pPr>
+              <w:keepNext/>
               <w:jc w:val="left"/>
             </w:pPr>
             <w:r>
@@ -36912,6 +37636,7 @@
           </w:tcPr>
           <w:p>
             <w:pPr>
+              <w:keepNext/>
               <w:jc w:val="center"/>
             </w:pPr>
             <w:r>
@@ -36929,6 +37654,7 @@
           </w:tcPr>
           <w:p>
             <w:pPr>
+              <w:keepNext/>
               <w:jc w:val="center"/>
             </w:pPr>
             <w:r>
@@ -36946,6 +37672,7 @@
           </w:tcPr>
           <w:p>
             <w:pPr>
+              <w:keepNext/>
               <w:jc w:val="center"/>
             </w:pPr>
             <w:r>
@@ -36963,6 +37690,7 @@
           </w:tcPr>
           <w:p>
             <w:pPr>
+              <w:keepNext/>
               <w:jc w:val="center"/>
             </w:pPr>
             <w:r>
@@ -36980,6 +37708,7 @@
           </w:tcPr>
           <w:p>
             <w:pPr>
+              <w:keepNext/>
               <w:jc w:val="center"/>
             </w:pPr>
             <w:r>
@@ -36997,6 +37726,7 @@
           </w:tcPr>
           <w:p>
             <w:pPr>
+              <w:keepNext/>
               <w:jc w:val="center"/>
             </w:pPr>
             <w:r>
@@ -37014,6 +37744,7 @@
           </w:tcPr>
           <w:p>
             <w:pPr>
+              <w:keepNext/>
               <w:jc w:val="center"/>
             </w:pPr>
             <w:r>
@@ -37031,6 +37762,7 @@
           </w:tcPr>
           <w:p>
             <w:pPr>
+              <w:keepNext/>
               <w:jc w:val="center"/>
             </w:pPr>
             <w:r>
@@ -37048,6 +37780,7 @@
           </w:tcPr>
           <w:p>
             <w:pPr>
+              <w:keepNext/>
               <w:jc w:val="center"/>
             </w:pPr>
             <w:r>
@@ -37067,6 +37800,7 @@
           </w:tcPr>
           <w:p>
             <w:pPr>
+              <w:keepNext/>
               <w:jc w:val="left"/>
             </w:pPr>
             <w:r>
@@ -37084,6 +37818,7 @@
           </w:tcPr>
           <w:p>
             <w:pPr>
+              <w:keepNext/>
               <w:jc w:val="center"/>
             </w:pPr>
             <w:r>
@@ -37101,6 +37836,7 @@
           </w:tcPr>
           <w:p>
             <w:pPr>
+              <w:keepNext/>
               <w:jc w:val="center"/>
             </w:pPr>
             <w:r>
@@ -37118,6 +37854,7 @@
           </w:tcPr>
           <w:p>
             <w:pPr>
+              <w:keepNext/>
               <w:jc w:val="center"/>
             </w:pPr>
             <w:r>
@@ -37135,6 +37872,7 @@
           </w:tcPr>
           <w:p>
             <w:pPr>
+              <w:keepNext/>
               <w:jc w:val="center"/>
             </w:pPr>
             <w:r>
@@ -37152,6 +37890,7 @@
           </w:tcPr>
           <w:p>
             <w:pPr>
+              <w:keepNext/>
               <w:jc w:val="center"/>
             </w:pPr>
             <w:r>
@@ -37169,6 +37908,7 @@
           </w:tcPr>
           <w:p>
             <w:pPr>
+              <w:keepNext/>
               <w:jc w:val="center"/>
             </w:pPr>
             <w:r>
@@ -37186,6 +37926,7 @@
           </w:tcPr>
           <w:p>
             <w:pPr>
+              <w:keepNext/>
               <w:jc w:val="center"/>
             </w:pPr>
             <w:r>
@@ -37203,6 +37944,7 @@
           </w:tcPr>
           <w:p>
             <w:pPr>
+              <w:keepNext/>
               <w:jc w:val="center"/>
             </w:pPr>
             <w:r>
@@ -37220,6 +37962,7 @@
           </w:tcPr>
           <w:p>
             <w:pPr>
+              <w:keepNext/>
               <w:jc w:val="center"/>
             </w:pPr>
             <w:r>
@@ -37239,6 +37982,7 @@
           </w:tcPr>
           <w:p>
             <w:pPr>
+              <w:keepNext/>
               <w:jc w:val="left"/>
             </w:pPr>
             <w:r>
@@ -37256,6 +38000,7 @@
           </w:tcPr>
           <w:p>
             <w:pPr>
+              <w:keepNext/>
               <w:jc w:val="center"/>
             </w:pPr>
             <w:r>
@@ -37273,6 +38018,7 @@
           </w:tcPr>
           <w:p>
             <w:pPr>
+              <w:keepNext/>
               <w:jc w:val="center"/>
             </w:pPr>
             <w:r>
@@ -37290,6 +38036,7 @@
           </w:tcPr>
           <w:p>
             <w:pPr>
+              <w:keepNext/>
               <w:jc w:val="center"/>
             </w:pPr>
             <w:r>
@@ -37307,6 +38054,7 @@
           </w:tcPr>
           <w:p>
             <w:pPr>
+              <w:keepNext/>
               <w:jc w:val="center"/>
             </w:pPr>
             <w:r>
@@ -37324,6 +38072,7 @@
           </w:tcPr>
           <w:p>
             <w:pPr>
+              <w:keepNext/>
               <w:jc w:val="center"/>
             </w:pPr>
             <w:r>
@@ -37341,6 +38090,7 @@
           </w:tcPr>
           <w:p>
             <w:pPr>
+              <w:keepNext/>
               <w:jc w:val="center"/>
             </w:pPr>
             <w:r>
@@ -37358,6 +38108,7 @@
           </w:tcPr>
           <w:p>
             <w:pPr>
+              <w:keepNext/>
               <w:jc w:val="center"/>
             </w:pPr>
             <w:r>
@@ -37375,6 +38126,7 @@
           </w:tcPr>
           <w:p>
             <w:pPr>
+              <w:keepNext/>
               <w:jc w:val="center"/>
             </w:pPr>
             <w:r>
@@ -37392,6 +38144,7 @@
           </w:tcPr>
           <w:p>
             <w:pPr>
+              <w:keepNext/>
               <w:jc w:val="center"/>
             </w:pPr>
             <w:r>
@@ -37411,6 +38164,7 @@
           </w:tcPr>
           <w:p>
             <w:pPr>
+              <w:keepNext/>
               <w:jc w:val="left"/>
             </w:pPr>
             <w:r>
@@ -37428,6 +38182,7 @@
           </w:tcPr>
           <w:p>
             <w:pPr>
+              <w:keepNext/>
               <w:jc w:val="center"/>
             </w:pPr>
             <w:r>
@@ -37445,6 +38200,7 @@
           </w:tcPr>
           <w:p>
             <w:pPr>
+              <w:keepNext/>
               <w:jc w:val="center"/>
             </w:pPr>
             <w:r>
@@ -37462,6 +38218,7 @@
           </w:tcPr>
           <w:p>
             <w:pPr>
+              <w:keepNext/>
               <w:jc w:val="center"/>
             </w:pPr>
             <w:r>
@@ -37479,6 +38236,7 @@
           </w:tcPr>
           <w:p>
             <w:pPr>
+              <w:keepNext/>
               <w:jc w:val="center"/>
             </w:pPr>
             <w:r>
@@ -37496,6 +38254,7 @@
           </w:tcPr>
           <w:p>
             <w:pPr>
+              <w:keepNext/>
               <w:jc w:val="center"/>
             </w:pPr>
             <w:r>
@@ -37513,6 +38272,7 @@
           </w:tcPr>
           <w:p>
             <w:pPr>
+              <w:keepNext/>
               <w:jc w:val="center"/>
             </w:pPr>
             <w:r>
@@ -37530,6 +38290,7 @@
           </w:tcPr>
           <w:p>
             <w:pPr>
+              <w:keepNext/>
               <w:jc w:val="center"/>
             </w:pPr>
             <w:r>
@@ -37547,6 +38308,7 @@
           </w:tcPr>
           <w:p>
             <w:pPr>
+              <w:keepNext/>
               <w:jc w:val="center"/>
             </w:pPr>
             <w:r>
@@ -37564,6 +38326,7 @@
           </w:tcPr>
           <w:p>
             <w:pPr>
+              <w:keepNext/>
               <w:jc w:val="center"/>
             </w:pPr>
             <w:r>
@@ -37583,6 +38346,7 @@
           </w:tcPr>
           <w:p>
             <w:pPr>
+              <w:keepNext/>
               <w:jc w:val="left"/>
             </w:pPr>
             <w:r>
@@ -37600,6 +38364,7 @@
           </w:tcPr>
           <w:p>
             <w:pPr>
+              <w:keepNext/>
               <w:jc w:val="center"/>
             </w:pPr>
             <w:r>
@@ -37617,6 +38382,7 @@
           </w:tcPr>
           <w:p>
             <w:pPr>
+              <w:keepNext/>
               <w:jc w:val="center"/>
             </w:pPr>
             <w:r>
@@ -37634,6 +38400,7 @@
           </w:tcPr>
           <w:p>
             <w:pPr>
+              <w:keepNext/>
               <w:jc w:val="center"/>
             </w:pPr>
             <w:r>
@@ -37651,6 +38418,7 @@
           </w:tcPr>
           <w:p>
             <w:pPr>
+              <w:keepNext/>
               <w:jc w:val="center"/>
             </w:pPr>
             <w:r>
@@ -37668,6 +38436,7 @@
           </w:tcPr>
           <w:p>
             <w:pPr>
+              <w:keepNext/>
               <w:jc w:val="center"/>
             </w:pPr>
             <w:r>
@@ -37685,6 +38454,7 @@
           </w:tcPr>
           <w:p>
             <w:pPr>
+              <w:keepNext/>
               <w:jc w:val="center"/>
             </w:pPr>
             <w:r>
@@ -37702,6 +38472,7 @@
           </w:tcPr>
           <w:p>
             <w:pPr>
+              <w:keepNext/>
               <w:jc w:val="center"/>
             </w:pPr>
             <w:r>
@@ -37719,6 +38490,7 @@
           </w:tcPr>
           <w:p>
             <w:pPr>
+              <w:keepNext/>
               <w:jc w:val="center"/>
             </w:pPr>
             <w:r>
@@ -37736,6 +38508,7 @@
           </w:tcPr>
           <w:p>
             <w:pPr>
+              <w:keepNext/>
               <w:jc w:val="center"/>
             </w:pPr>
             <w:r>
@@ -38013,6 +38786,7 @@
           </w:tcPr>
           <w:p>
             <w:pPr>
+              <w:keepNext/>
               <w:jc w:val="left"/>
             </w:pPr>
             <w:r>
@@ -38034,6 +38808,7 @@
           </w:tcPr>
           <w:p>
             <w:pPr>
+              <w:keepNext/>
               <w:jc w:val="center"/>
             </w:pPr>
             <w:r>
@@ -38054,6 +38829,7 @@
           </w:tcPr>
           <w:p>
             <w:pPr>
+              <w:keepNext/>
               <w:jc w:val="left"/>
             </w:pPr>
             <w:r>
@@ -38097,6 +38873,7 @@
           </w:tcPr>
           <w:p>
             <w:pPr>
+              <w:keepNext/>
               <w:jc w:val="center"/>
             </w:pPr>
             <w:r>
@@ -38116,6 +38893,7 @@
           </w:tcPr>
           <w:p>
             <w:pPr>
+              <w:keepNext/>
               <w:jc w:val="left"/>
             </w:pPr>
             <w:r>
@@ -38133,6 +38911,7 @@
           </w:tcPr>
           <w:p>
             <w:pPr>
+              <w:keepNext/>
               <w:jc w:val="center"/>
             </w:pPr>
             <w:r>
@@ -38152,6 +38931,7 @@
           </w:tcPr>
           <w:p>
             <w:pPr>
+              <w:keepNext/>
               <w:jc w:val="left"/>
             </w:pPr>
             <w:r>
@@ -38192,6 +38972,7 @@
           </w:tcPr>
           <w:p>
             <w:pPr>
+              <w:keepNext/>
               <w:jc w:val="center"/>
             </w:pPr>
             <w:r>
@@ -38211,6 +38992,7 @@
           </w:tcPr>
           <w:p>
             <w:pPr>
+              <w:keepNext/>
               <w:jc w:val="left"/>
             </w:pPr>
             <w:r>
@@ -38251,6 +39033,7 @@
           </w:tcPr>
           <w:p>
             <w:pPr>
+              <w:keepNext/>
               <w:jc w:val="center"/>
             </w:pPr>
             <w:r>
@@ -38270,6 +39053,7 @@
           </w:tcPr>
           <w:p>
             <w:pPr>
+              <w:keepNext/>
               <w:jc w:val="left"/>
             </w:pPr>
             <w:r>
@@ -38313,6 +39097,7 @@
           </w:tcPr>
           <w:p>
             <w:pPr>
+              <w:keepNext/>
               <w:jc w:val="center"/>
             </w:pPr>
             <w:r>
@@ -38332,6 +39117,7 @@
           </w:tcPr>
           <w:p>
             <w:pPr>
+              <w:keepNext/>
               <w:jc w:val="left"/>
             </w:pPr>
             <w:r>
@@ -38349,6 +39135,7 @@
           </w:tcPr>
           <w:p>
             <w:pPr>
+              <w:keepNext/>
               <w:jc w:val="center"/>
             </w:pPr>
             <w:r>
@@ -38368,6 +39155,7 @@
           </w:tcPr>
           <w:p>
             <w:pPr>
+              <w:keepNext/>
               <w:jc w:val="left"/>
             </w:pPr>
             <w:r>
@@ -38385,6 +39173,7 @@
           </w:tcPr>
           <w:p>
             <w:pPr>
+              <w:keepNext/>
               <w:jc w:val="center"/>
             </w:pPr>
             <w:r>
@@ -38404,6 +39193,7 @@
           </w:tcPr>
           <w:p>
             <w:pPr>
+              <w:keepNext/>
               <w:jc w:val="left"/>
             </w:pPr>
             <w:r>
@@ -38421,6 +39211,7 @@
           </w:tcPr>
           <w:p>
             <w:pPr>
+              <w:keepNext/>
               <w:jc w:val="center"/>
             </w:pPr>
             <w:r>
@@ -38440,6 +39231,7 @@
           </w:tcPr>
           <w:p>
             <w:pPr>
+              <w:keepNext/>
               <w:jc w:val="left"/>
             </w:pPr>
             <w:r>
@@ -38457,6 +39249,7 @@
           </w:tcPr>
           <w:p>
             <w:pPr>
+              <w:keepNext/>
               <w:jc w:val="center"/>
             </w:pPr>
             <w:r>
@@ -38476,6 +39269,7 @@
           </w:tcPr>
           <w:p>
             <w:pPr>
+              <w:keepNext/>
               <w:jc w:val="left"/>
             </w:pPr>
             <w:r>
@@ -38493,6 +39287,7 @@
           </w:tcPr>
           <w:p>
             <w:pPr>
+              <w:keepNext/>
               <w:jc w:val="center"/>
             </w:pPr>
             <w:r>

--- a/docs/Trabajo_de_Grado_con_Fase_2.docx
+++ b/docs/Trabajo_de_Grado_con_Fase_2.docx
@@ -24986,7 +24986,7 @@
         </m:sSub>
       </m:oMath>
       <w:r>
-        <w:t>. Sobre las mismas instancias se corrió el algoritmo genético, sin modificaciones, con 10 semillas distintas. La Tabla 15 presenta los resultados.</w:t>
+        <w:t>. Sobre las mismas instancias se corrió el algoritmo genético, con los parámetros calibrados en la sección 4.2.6, con 10 semillas distintas. La Tabla 15 presenta los resultados.</w:t>
       </w:r>
     </w:p>
     <w:p>
@@ -25617,7 +25617,7 @@
               <w:rPr>
                 <w:sz w:val="16"/>
               </w:rPr>
-              <w:t>0,9</w:t>
+              <w:t>3,4</w:t>
             </w:r>
           </w:p>
         </w:tc>
@@ -25781,7 +25781,7 @@
               <w:rPr>
                 <w:sz w:val="16"/>
               </w:rPr>
-              <w:t>1,1</w:t>
+              <w:t>3,7</w:t>
             </w:r>
           </w:p>
         </w:tc>
@@ -25945,7 +25945,7 @@
               <w:rPr>
                 <w:sz w:val="16"/>
               </w:rPr>
-              <w:t>1,4</w:t>
+              <w:t>4,5</w:t>
             </w:r>
           </w:p>
         </w:tc>
@@ -26109,7 +26109,7 @@
               <w:rPr>
                 <w:sz w:val="16"/>
               </w:rPr>
-              <w:t>1,3</w:t>
+              <w:t>4,3</w:t>
             </w:r>
           </w:p>
         </w:tc>
@@ -26273,7 +26273,7 @@
               <w:rPr>
                 <w:sz w:val="16"/>
               </w:rPr>
-              <w:t>2,3</w:t>
+              <w:t>6,9</w:t>
             </w:r>
           </w:p>
         </w:tc>
@@ -26401,7 +26401,7 @@
               <w:rPr>
                 <w:sz w:val="16"/>
               </w:rPr>
-              <w:t>6,080</w:t>
+              <w:t>6,020</w:t>
             </w:r>
           </w:p>
         </w:tc>
@@ -26419,7 +26419,7 @@
               <w:rPr>
                 <w:sz w:val="16"/>
               </w:rPr>
-              <w:t>7/10</w:t>
+              <w:t>8/10</w:t>
             </w:r>
           </w:p>
         </w:tc>
@@ -26437,7 +26437,7 @@
               <w:rPr>
                 <w:sz w:val="16"/>
               </w:rPr>
-              <w:t>2,1</w:t>
+              <w:t>6,6</w:t>
             </w:r>
           </w:p>
         </w:tc>
@@ -26601,7 +26601,7 @@
               <w:rPr>
                 <w:sz w:val="16"/>
               </w:rPr>
-              <w:t>2,9</w:t>
+              <w:t>7,9</w:t>
             </w:r>
           </w:p>
         </w:tc>
@@ -26765,7 +26765,7 @@
               <w:rPr>
                 <w:sz w:val="16"/>
               </w:rPr>
-              <w:t>3,8</w:t>
+              <w:t>9,9</w:t>
             </w:r>
           </w:p>
         </w:tc>
@@ -26886,7 +26886,7 @@
               <w:rPr>
                 <w:sz w:val="16"/>
               </w:rPr>
-              <w:t>1,468</w:t>
+              <w:t>1,457</w:t>
             </w:r>
           </w:p>
         </w:tc>
@@ -26920,7 +26920,7 @@
               <w:rPr>
                 <w:sz w:val="16"/>
               </w:rPr>
-              <w:t>4,0</w:t>
+              <w:t>11,3</w:t>
             </w:r>
           </w:p>
         </w:tc>
@@ -27141,7 +27141,7 @@
         <w:t>El método exacto no escala, mientras que el algoritmo genético sí.</w:t>
       </w:r>
       <w:r>
-        <w:t xml:space="preserve"> F1 demostró la optimalidad solo hasta 6 sublotes y no encontró soluciones factibles con 12 y 15 sublotes en 10 minutos. En las instancias medianas, el algoritmo igualó o superó en menos de 4 segundos la mejor solución que el solver obtuvo en 20 minutos; en I9, por ejemplo, obtuvo 1,214 h frente a 8,077 h. La instancia real, con 100 sublotes y más de 363.000 variables binarias, está muy por encima de lo que el método exacto puede resolver.</w:t>
+        <w:t xml:space="preserve"> F1 demostró la optimalidad solo hasta 6 sublotes y no encontró soluciones factibles con 12 y 15 sublotes en 10 minutos. En las instancias medianas, el algoritmo igualó o superó en menos de 12 segundos la mejor solución que el solver obtuvo en 20 minutos; en I9, por ejemplo, obtuvo 1,214 h frente a 8,077 h. La instancia real, con 100 sublotes y más de 363.000 variables binarias, está muy por encima de lo que el método exacto puede resolver.</w:t>
       </w:r>
     </w:p>
     <w:p>
